--- a/templates/contrat_remplacement.docx
+++ b/templates/contrat_remplacement.docx
@@ -108,8 +108,8 @@
           <w:b/>
           <w:bCs/>
           <w:color w:val="5353FF"/>
-          <w:sz w:val="32"/>
-          <w:szCs w:val="32"/>
+          <w:sz w:val="20"/>
+          <w:szCs w:val="20"/>
           <w:lang w:val="fr-FR"/>
         </w:rPr>
       </w:pPr>
@@ -118,11 +118,11 @@
           <w:b/>
           <w:bCs/>
           <w:color w:val="5353FF"/>
-          <w:sz w:val="32"/>
-          <w:szCs w:val="32"/>
-          <w:lang w:val="fr-FR"/>
-        </w:rPr>
-        <w:t>Remplacement par un(e) étudiant(e) en médecine titulaire d'une licence de remplacement</w:t>
+          <w:sz w:val="20"/>
+          <w:szCs w:val="20"/>
+          <w:lang w:val="fr-FR"/>
+        </w:rPr>
+        <w:t xml:space="preserve">Document prérempli à relire et à compléter. {{AVERTISSEMENT_PROFIL}}</w:t>
       </w:r>
     </w:p>
     <w:p>
@@ -202,51 +202,41 @@
     <w:p>
       <w:pPr>
         <w:rPr>
-          <w:b/>
-          <w:bCs/>
-          <w:sz w:val="22"/>
-          <w:szCs w:val="22"/>
-          <w:lang w:val="fr-FR"/>
-        </w:rPr>
-      </w:pPr>
-      <w:r>
-        <w:rPr>
-          <w:b/>
-          <w:bCs/>
-          <w:sz w:val="22"/>
-          <w:szCs w:val="22"/>
-          <w:lang w:val="fr-FR"/>
-        </w:rPr>
-        <w:t xml:space="preserve">Entre </w:t>
-      </w:r>
-      <w:r>
-        <w:rPr>
-          <w:b/>
-          <w:bCs/>
-          <w:sz w:val="22"/>
-          <w:szCs w:val="22"/>
-          <w:lang w:val="fr-FR"/>
-        </w:rPr>
-        <w:t xml:space="preserve">  </w:t>
-      </w:r>
-    </w:p>
-    <w:p>
-      <w:pPr>
-        <w:rPr>
-          <w:lang w:val="fr-FR"/>
-        </w:rPr>
-      </w:pPr>
-      <w:r>
-        <w:rPr>
-          <w:lang w:val="fr-FR"/>
-        </w:rPr>
-        <w:t xml:space="preserve">Le Docteur </w:t>
-      </w:r>
-      <w:r>
-        <w:rPr>
-          <w:lang w:val="fr-FR"/>
-        </w:rPr>
-        <w:t xml:space="preserve">{{MEDECIN_REMPLACANT_PRENOM}} {{MEDECIN_REMPLACANT_NOM}} </w:t>
+          <w:lang w:val="fr-FR"/>
+        </w:rPr>
+      </w:pPr>
+      <w:r>
+        <w:rPr>
+          <w:b w:val="0"/>
+          <w:bCs/>
+          <w:sz w:val="22"/>
+          <w:szCs w:val="22"/>
+          <w:lang w:val="fr-FR"/>
+          <w:u w:val="none"/>
+        </w:rPr>
+        <w:t xml:space="preserve">Entre   Le Docteur </w:t>
+      </w:r>
+      <w:r>
+        <w:rPr>
+          <w:b w:val="1"/>
+          <w:bCs/>
+          <w:sz w:val="22"/>
+          <w:szCs w:val="22"/>
+          <w:lang w:val="fr-FR"/>
+          <w:u w:val="none"/>
+        </w:rPr>
+        <w:t xml:space="preserve">{{MEDECIN_REMPLACANT_PRENOM}} {{MEDECIN_REMPLACANT_NOM}}</w:t>
+      </w:r>
+      <w:r>
+        <w:rPr>
+          <w:b w:val="0"/>
+          <w:bCs/>
+          <w:sz w:val="22"/>
+          <w:szCs w:val="22"/>
+          <w:lang w:val="fr-FR"/>
+          <w:u w:val="none"/>
+        </w:rPr>
+        <w:t xml:space="preserve"> </w:t>
       </w:r>
     </w:p>
     <w:p>
@@ -267,83 +257,49 @@
           <w:szCs w:val="18"/>
           <w:lang w:val="fr-FR"/>
         </w:rPr>
-        <w:t>RRPS {{MEDECIN_REMPLACANT_RRPS}}</w:t>
-      </w:r>
-    </w:p>
-    <w:p>
-      <w:pPr>
-        <w:rPr>
-          <w:b/>
-          <w:bCs/>
-          <w:sz w:val="22"/>
-          <w:szCs w:val="22"/>
+        <w:t xml:space="preserve">RPPS {{MEDECIN_REMPLACANT_RPPS}}</w:t>
+      </w:r>
+    </w:p>
+    <w:p>
+      <w:pPr>
+        <w:rPr>
           <w:lang w:val="fr-FR"/>
         </w:rPr>
       </w:pPr>
       <w:proofErr w:type="gramStart"/>
-      <w:r>
-        <w:rPr>
-          <w:b/>
-          <w:bCs/>
-          <w:sz w:val="22"/>
-          <w:szCs w:val="22"/>
-          <w:lang w:val="fr-FR"/>
-        </w:rPr>
-        <w:t>d</w:t>
-      </w:r>
-      <w:r>
-        <w:rPr>
-          <w:b/>
-          <w:bCs/>
-          <w:sz w:val="22"/>
-          <w:szCs w:val="22"/>
-          <w:lang w:val="fr-FR"/>
-        </w:rPr>
-        <w:t>'une</w:t>
-      </w:r>
       <w:proofErr w:type="gramEnd"/>
       <w:r>
         <w:rPr>
-          <w:b/>
-          <w:bCs/>
-          <w:sz w:val="22"/>
-          <w:szCs w:val="22"/>
-          <w:lang w:val="fr-FR"/>
-        </w:rPr>
-        <w:t xml:space="preserve"> part</w:t>
-      </w:r>
-      <w:r>
-        <w:rPr>
-          <w:b/>
-          <w:bCs/>
-          <w:sz w:val="22"/>
-          <w:szCs w:val="22"/>
-          <w:lang w:val="fr-FR"/>
-        </w:rPr>
-        <w:t xml:space="preserve">, </w:t>
-      </w:r>
-      <w:r>
-        <w:rPr>
-          <w:b/>
-          <w:bCs/>
-          <w:sz w:val="22"/>
-          <w:szCs w:val="22"/>
-          <w:lang w:val="fr-FR"/>
-        </w:rPr>
-        <w:t>Et</w:t>
-      </w:r>
-    </w:p>
-    <w:p>
-      <w:pPr>
-        <w:rPr>
-          <w:lang w:val="fr-FR"/>
-        </w:rPr>
-      </w:pPr>
-      <w:r>
-        <w:rPr>
-          <w:lang w:val="fr-FR"/>
-        </w:rPr>
-        <w:t xml:space="preserve">Le Docteur {{MEDECIN_REMPLACE_PRENOM}} {{MEDECIN_REMPLACE_NOM}} </w:t>
+          <w:b w:val="0"/>
+          <w:bCs/>
+          <w:sz w:val="22"/>
+          <w:szCs w:val="22"/>
+          <w:lang w:val="fr-FR"/>
+          <w:u w:val="none"/>
+        </w:rPr>
+        <w:t xml:space="preserve">d'une part, Et Le Docteur </w:t>
+      </w:r>
+      <w:r>
+        <w:rPr>
+          <w:b w:val="1"/>
+          <w:bCs/>
+          <w:sz w:val="22"/>
+          <w:szCs w:val="22"/>
+          <w:lang w:val="fr-FR"/>
+          <w:u w:val="none"/>
+        </w:rPr>
+        <w:t xml:space="preserve">{{MEDECIN_REMPLACE_PRENOM}} {{MEDECIN_REMPLACE_NOM}}</w:t>
+      </w:r>
+      <w:r>
+        <w:rPr>
+          <w:b w:val="0"/>
+          <w:bCs/>
+          <w:sz w:val="22"/>
+          <w:szCs w:val="22"/>
+          <w:lang w:val="fr-FR"/>
+          <w:u w:val="none"/>
+        </w:rPr>
+        <w:t xml:space="preserve"> </w:t>
       </w:r>
     </w:p>
     <w:p>
@@ -364,67 +320,117 @@
           <w:szCs w:val="18"/>
           <w:lang w:val="fr-FR"/>
         </w:rPr>
-        <w:t xml:space="preserve">RRPS {{MEDECIN_REMPLACE_RRPS}} </w:t>
-      </w:r>
-    </w:p>
-    <w:p>
-      <w:pPr>
-        <w:rPr>
-          <w:lang w:val="fr-FR"/>
-        </w:rPr>
-      </w:pPr>
-      <w:r>
-        <w:rPr>
-          <w:lang w:val="fr-FR"/>
-        </w:rPr>
-        <w:t>E</w:t>
-      </w:r>
-      <w:r>
-        <w:rPr>
-          <w:lang w:val="fr-FR"/>
-        </w:rPr>
-        <w:t>xerçant</w:t>
-      </w:r>
-      <w:r>
-        <w:rPr>
+        <w:t xml:space="preserve">RPPS {{MEDECIN_REMPLACE_RPPS}} </w:t>
+      </w:r>
+    </w:p>
+    <w:p>
+      <w:pPr>
+        <w:rPr>
+          <w:lang w:val="fr-FR"/>
+        </w:rPr>
+      </w:pPr>
+      <w:r>
+        <w:rPr>
+          <w:lang w:val="fr-FR"/>
+        </w:rPr>
+        <w:t xml:space="preserve">Exerçant à : </w:t>
+      </w:r>
+      <w:r>
+        <w:rPr>
+          <w:lang w:val="fr-FR"/>
+        </w:rPr>
+        <w:t/>
+      </w:r>
+      <w:r>
+        <w:rPr>
+          <w:lang w:val="fr-FR"/>
+        </w:rPr>
+        <w:t xml:space="preserve"/>
+      </w:r>
+      <w:r>
+        <w:rPr>
+          <w:lang w:val="fr-FR"/>
+        </w:rPr>
+        <w:t/>
+      </w:r>
+      <w:r>
+        <w:rPr>
+          <w:lang w:val="fr-FR"/>
+        </w:rPr>
+        <w:t xml:space="preserve"/>
+      </w:r>
+      <w:r>
+        <w:rPr>
+          <w:lang w:val="fr-FR"/>
+        </w:rPr>
+        <w:tab/>
+      </w:r>
+    </w:p>
+    <w:p>
+      <w:pPr>
+        <w:rPr>
+          <w:sz w:val="22"/>
+          <w:szCs w:val="22"/>
+          <w:lang w:val="fr-FR"/>
+        </w:rPr>
+      </w:pPr>
+      <w:r>
+        <w:rPr>
+          <w:sz w:val="22"/>
+          <w:szCs w:val="22"/>
+          <w:lang w:val="fr-FR"/>
+        </w:rPr>
+        <w:t>{{MEDECIN_REMPLACE_CABINET_NOM}}</w:t>
+      </w:r>
+      <w:r>
+        <w:rPr>
+          <w:sz w:val="22"/>
+          <w:szCs w:val="22"/>
+          <w:lang w:val="fr-FR"/>
+        </w:rPr>
+        <w:t>,</w:t>
+      </w:r>
+    </w:p>
+    <w:p>
+      <w:pPr>
+        <w:rPr>
+          <w:sz w:val="22"/>
+          <w:szCs w:val="22"/>
+          <w:lang w:val="fr-FR"/>
+        </w:rPr>
+      </w:pPr>
+      <w:r>
+        <w:rPr>
+          <w:sz w:val="22"/>
+          <w:szCs w:val="22"/>
+          <w:lang w:val="fr-FR"/>
+        </w:rPr>
+        <w:t>{{MEDECIN_REMPLACE_CABINET_ADRESSE}}</w:t>
+      </w:r>
+    </w:p>
+    <w:p>
+      <w:pPr>
+        <w:rPr>
+          <w:sz w:val="22"/>
+          <w:szCs w:val="22"/>
+          <w:lang w:val="fr-FR"/>
+        </w:rPr>
+      </w:pPr>
+      <w:r>
+        <w:rPr>
+          <w:sz w:val="22"/>
+          <w:szCs w:val="22"/>
           <w:lang w:val="fr-FR"/>
         </w:rPr>
         <w:t xml:space="preserve"> </w:t>
       </w:r>
       <w:r>
         <w:rPr>
-          <w:lang w:val="fr-FR"/>
-        </w:rPr>
-        <w:t>à</w:t>
-      </w:r>
-      <w:r>
-        <w:rPr>
-          <w:lang w:val="fr-FR"/>
-        </w:rPr>
-        <w:t xml:space="preserve"> : </w:t>
-      </w:r>
-      <w:r>
-        <w:rPr>
-          <w:lang w:val="fr-FR"/>
-        </w:rPr>
-        <w:tab/>
-      </w:r>
-    </w:p>
-    <w:p>
-      <w:pPr>
-        <w:rPr>
-          <w:sz w:val="22"/>
-          <w:szCs w:val="22"/>
-          <w:lang w:val="fr-FR"/>
-        </w:rPr>
-      </w:pPr>
-      <w:r>
-        <w:rPr>
-          <w:sz w:val="22"/>
-          <w:szCs w:val="22"/>
-          <w:lang w:val="fr-FR"/>
-        </w:rPr>
-        <w:t>{{MEDECIN_REMPLACE_CABINET_NOM}}</w:t>
+          <w:sz w:val="22"/>
+          <w:szCs w:val="22"/>
+          <w:lang w:val="fr-FR"/>
+        </w:rPr>
+        <w:t>{{MEDECIN_REMPLACE_CABINET_CODE_POSTAL}}</w:t>
       </w:r>
       <w:r>
         <w:rPr>
@@ -434,32 +440,233 @@
         </w:rPr>
         <w:t>,</w:t>
       </w:r>
-    </w:p>
-    <w:p>
-      <w:pPr>
-        <w:rPr>
-          <w:sz w:val="22"/>
-          <w:szCs w:val="22"/>
-          <w:lang w:val="fr-FR"/>
-        </w:rPr>
-      </w:pPr>
-      <w:r>
-        <w:rPr>
-          <w:sz w:val="22"/>
-          <w:szCs w:val="22"/>
-          <w:lang w:val="fr-FR"/>
-        </w:rPr>
-        <w:t>{{MEDECIN_REMPLACE_CABINET_ADRESSE}}</w:t>
-      </w:r>
-    </w:p>
-    <w:p>
-      <w:pPr>
-        <w:rPr>
-          <w:sz w:val="22"/>
-          <w:szCs w:val="22"/>
-          <w:lang w:val="fr-FR"/>
-        </w:rPr>
-      </w:pPr>
+      <w:r>
+        <w:rPr>
+          <w:sz w:val="22"/>
+          <w:szCs w:val="22"/>
+          <w:lang w:val="fr-FR"/>
+        </w:rPr>
+        <w:t xml:space="preserve"> {{MEDECIN_REMPLACE_CABINET_VILLE}}</w:t>
+      </w:r>
+    </w:p>
+    <w:p>
+      <w:pPr>
+        <w:rPr>
+          <w:sz w:val="22"/>
+          <w:szCs w:val="22"/>
+          <w:lang w:val="fr-FR"/>
+        </w:rPr>
+      </w:pPr>
+    </w:p>
+    <w:p>
+      <w:pPr>
+        <w:jc w:val="center"/>
+        <w:rPr>
+          <w:b/>
+          <w:bCs/>
+          <w:sz w:val="22"/>
+          <w:szCs w:val="22"/>
+          <w:lang w:val="fr-FR"/>
+        </w:rPr>
+      </w:pPr>
+      <w:r>
+        <w:rPr>
+          <w:b/>
+          <w:bCs/>
+          <w:sz w:val="22"/>
+          <w:szCs w:val="22"/>
+          <w:lang w:val="fr-FR"/>
+        </w:rPr>
+        <w:t>PREAMBULE</w:t>
+      </w:r>
+    </w:p>
+    <w:p>
+      <w:pPr>
+        <w:jc w:val="both"/>
+        <w:rPr>
+          <w:sz w:val="22"/>
+          <w:szCs w:val="22"/>
+          <w:lang w:val="fr-FR"/>
+        </w:rPr>
+      </w:pPr>
+      <w:proofErr w:type="gramStart"/>
+      <w:proofErr w:type="gramEnd"/>
+      <w:r>
+        <w:rPr>
+          <w:sz w:val="22"/>
+          <w:szCs w:val="22"/>
+          <w:lang w:val="fr-FR"/>
+          <w:b w:val="0"/>
+          <w:u w:val="none"/>
+        </w:rPr>
+        <w:t xml:space="preserve">Dans le souci de respecter l'obligation déontologique qui est la sienne d'assurer la permanence des soins et conformément aux dispositions de l'article R.4127-65 du code de la santé publique (code de déontologie), Le Docteur </w:t>
+      </w:r>
+      <w:r>
+        <w:rPr>
+          <w:sz w:val="22"/>
+          <w:szCs w:val="22"/>
+          <w:lang w:val="fr-FR"/>
+          <w:b w:val="1"/>
+          <w:u w:val="none"/>
+        </w:rPr>
+        <w:t xml:space="preserve">{{MEDECIN_REMPLACE_PRENOM}} {{MEDECIN_REMPLACE_NOM}}</w:t>
+      </w:r>
+      <w:r>
+        <w:rPr>
+          <w:sz w:val="22"/>
+          <w:szCs w:val="22"/>
+          <w:lang w:val="fr-FR"/>
+          <w:b w:val="0"/>
+          <w:u w:val="none"/>
+        </w:rPr>
+        <w:t xml:space="preserve">    a contacté le Docteur </w:t>
+      </w:r>
+      <w:r>
+        <w:rPr>
+          <w:sz w:val="22"/>
+          <w:szCs w:val="22"/>
+          <w:lang w:val="fr-FR"/>
+          <w:b w:val="1"/>
+          <w:u w:val="none"/>
+        </w:rPr>
+        <w:t xml:space="preserve">{{MEDECIN_REMPLACANT_PRENOM}} {{MEDECIN_REMPLACANT_NOM}}</w:t>
+      </w:r>
+      <w:r>
+        <w:rPr>
+          <w:sz w:val="22"/>
+          <w:szCs w:val="22"/>
+          <w:lang w:val="fr-FR"/>
+          <w:b w:val="0"/>
+          <w:u w:val="none"/>
+        </w:rPr>
+        <w:t xml:space="preserve">, régulièrement autorisé(e), en vertu de l'article L.4131-2 du code de la santé publique, pour prendre en charge, lors de la cessation temporaire de son activité professionnelle habituelle, les patients qui feraient appel à elle /lui. Pour permettre le bon déroulement de ce remplacement, le Docteur  </w:t>
+      </w:r>
+      <w:r>
+        <w:rPr>
+          <w:sz w:val="22"/>
+          <w:szCs w:val="22"/>
+          <w:lang w:val="fr-FR"/>
+          <w:b w:val="1"/>
+          <w:u w:val="none"/>
+        </w:rPr>
+        <w:t xml:space="preserve">{{MEDECIN_REMPLACE_PRENOM}} {{MEDECIN_REMPLACE_NOM}}</w:t>
+      </w:r>
+      <w:r>
+        <w:rPr>
+          <w:sz w:val="22"/>
+          <w:szCs w:val="22"/>
+          <w:lang w:val="fr-FR"/>
+          <w:b w:val="0"/>
+          <w:u w:val="none"/>
+        </w:rPr>
+        <w:t xml:space="preserve"> met à la disposition du Docteur </w:t>
+      </w:r>
+      <w:r>
+        <w:rPr>
+          <w:sz w:val="22"/>
+          <w:szCs w:val="22"/>
+          <w:lang w:val="fr-FR"/>
+          <w:b w:val="1"/>
+          <w:u w:val="none"/>
+        </w:rPr>
+        <w:t xml:space="preserve">{{MEDECIN_REMPLACANT_PRENOM}} {{MEDECIN_REMPLACANT_NOM}}</w:t>
+      </w:r>
+      <w:r>
+        <w:rPr>
+          <w:sz w:val="22"/>
+          <w:szCs w:val="22"/>
+          <w:lang w:val="fr-FR"/>
+          <w:b w:val="0"/>
+          <w:u w:val="none"/>
+        </w:rPr>
+        <w:t xml:space="preserve">, son cabinet de consultations {{MEDECIN_REMPLACE_CABINET_NOM}}, situé à {{MEDECIN_REMPLACE_CABINET_ADRESSE}}, {{MEDECIN_REMPLACE_CABINET_CODE_POSTAL}} {{MEDECIN_REMPLACE_CABINET_VILLE}} et son secrétariat. Le Docteur </w:t>
+      </w:r>
+      <w:r>
+        <w:rPr>
+          <w:sz w:val="22"/>
+          <w:szCs w:val="22"/>
+          <w:lang w:val="fr-FR"/>
+          <w:b w:val="1"/>
+          <w:u w:val="none"/>
+        </w:rPr>
+        <w:t xml:space="preserve">{{MEDECIN_REMPLACANT_PRENOM}} {{MEDECIN_REMPLACANT_NOM}}</w:t>
+      </w:r>
+      <w:r>
+        <w:rPr>
+          <w:sz w:val="22"/>
+          <w:szCs w:val="22"/>
+          <w:lang w:val="fr-FR"/>
+          <w:b w:val="0"/>
+          <w:u w:val="none"/>
+        </w:rPr>
+        <w:t xml:space="preserve"> assume de ce fait toutes les obligations inscrites dans le code de déontologie. Elle /Il ne peut aliéner son indépendance professionnelle sous quelque forme que ce soit. Il a été convenu ce qui suit</w:t>
+      </w:r>
+    </w:p>
+    <w:p>
+      <w:pPr>
+        <w:rPr>
+          <w:sz w:val="22"/>
+          <w:szCs w:val="22"/>
+          <w:lang w:val="fr-FR"/>
+        </w:rPr>
+      </w:pPr>
+    </w:p>
+    <w:p>
+      <w:pPr>
+        <w:rPr>
+          <w:b/>
+          <w:bCs/>
+          <w:sz w:val="22"/>
+          <w:szCs w:val="22"/>
+          <w:lang w:val="fr-FR"/>
+        </w:rPr>
+      </w:pPr>
+      <w:r>
+        <w:rPr>
+          <w:b/>
+          <w:bCs/>
+          <w:sz w:val="22"/>
+          <w:szCs w:val="22"/>
+          <w:lang w:val="fr-FR"/>
+        </w:rPr>
+        <w:t xml:space="preserve">Article 1er </w:t>
+      </w:r>
+    </w:p>
+    <w:p>
+      <w:pPr>
+        <w:jc w:val="both"/>
+        <w:rPr>
+          <w:sz w:val="22"/>
+          <w:szCs w:val="22"/>
+          <w:lang w:val="fr-FR"/>
+        </w:rPr>
+      </w:pPr>
+      <w:r>
+        <w:rPr>
+          <w:sz w:val="22"/>
+          <w:szCs w:val="22"/>
+          <w:lang w:val="fr-FR"/>
+        </w:rPr>
+        <w:t>Dans le souci de la permanence des soins</w:t>
+      </w:r>
+      <w:r>
+        <w:rPr>
+          <w:sz w:val="22"/>
+          <w:szCs w:val="22"/>
+          <w:lang w:val="fr-FR"/>
+        </w:rPr>
+        <w:t xml:space="preserve">, </w:t>
+      </w:r>
+      <w:r>
+        <w:rPr>
+          <w:b/>
+          <w:bCs/>
+          <w:sz w:val="22"/>
+          <w:szCs w:val="22"/>
+          <w:lang w:val="fr-FR"/>
+        </w:rPr>
+        <w:t>le docteur {{MEDECIN_REMPLACE_PRENOM}} {{MEDECIN_REMPLACE_NOM}}</w:t>
+      </w:r>
       <w:r>
         <w:rPr>
           <w:sz w:val="22"/>
@@ -474,7 +681,25 @@
           <w:szCs w:val="22"/>
           <w:lang w:val="fr-FR"/>
         </w:rPr>
-        <w:t>{{MEDECIN_REMPLACE_CABINET_CODE_POSTAL}}</w:t>
+        <w:t xml:space="preserve">charge </w:t>
+      </w:r>
+      <w:r>
+        <w:rPr>
+          <w:sz w:val="22"/>
+          <w:szCs w:val="22"/>
+          <w:lang w:val="fr-FR"/>
+        </w:rPr>
+        <w:t xml:space="preserve">le Docteur </w:t>
+      </w:r>
+      <w:r>
+        <w:rPr>
+          <w:b/>
+          <w:bCs/>
+          <w:sz w:val="22"/>
+          <w:szCs w:val="22"/>
+          <w:lang w:val="fr-FR"/>
+        </w:rPr>
+        <w:t>{{MEDECIN_REMPLACANT_PRENOM}} {{MEDECIN_REMPLACANT_NOM}}</w:t>
       </w:r>
       <w:r>
         <w:rPr>
@@ -490,55 +715,99 @@
           <w:szCs w:val="22"/>
           <w:lang w:val="fr-FR"/>
         </w:rPr>
-        <w:t xml:space="preserve"> {{MEDECIN_REMPLACE_CABINET_VILLE}}</w:t>
-      </w:r>
-    </w:p>
-    <w:p>
-      <w:pPr>
-        <w:rPr>
-          <w:sz w:val="22"/>
-          <w:szCs w:val="22"/>
-          <w:lang w:val="fr-FR"/>
-        </w:rPr>
-      </w:pPr>
-      <w:r>
-        <w:rPr>
-          <w:sz w:val="22"/>
-          <w:szCs w:val="22"/>
-          <w:lang w:val="fr-FR"/>
-        </w:rPr>
-        <w:t>Immatriculé(e) à l’URSSAF, sous le n° {{CABINET_SIRET}}</w:t>
-      </w:r>
-    </w:p>
-    <w:p>
-      <w:pPr>
-        <w:rPr>
-          <w:sz w:val="22"/>
-          <w:szCs w:val="22"/>
-          <w:lang w:val="fr-FR"/>
-        </w:rPr>
-      </w:pPr>
-    </w:p>
-    <w:p>
-      <w:pPr>
-        <w:jc w:val="center"/>
-        <w:rPr>
-          <w:b/>
-          <w:bCs/>
-          <w:sz w:val="22"/>
-          <w:szCs w:val="22"/>
-          <w:lang w:val="fr-FR"/>
-        </w:rPr>
-      </w:pPr>
-      <w:r>
-        <w:rPr>
-          <w:b/>
-          <w:bCs/>
-          <w:sz w:val="22"/>
-          <w:szCs w:val="22"/>
-          <w:lang w:val="fr-FR"/>
-        </w:rPr>
-        <w:t>PREAMBULE</w:t>
+        <w:t xml:space="preserve"> </w:t>
+      </w:r>
+      <w:r>
+        <w:rPr>
+          <w:sz w:val="22"/>
+          <w:szCs w:val="22"/>
+          <w:lang w:val="fr-FR"/>
+        </w:rPr>
+        <w:t xml:space="preserve">qui accepte, de le remplacer temporairement auprès des patients qui feraient appel à elle /lui. Les patients doivent être avertis, dès que possible, de la présence d'un(e) remplaçant(e), notamment lors de toute demande de visite à domicile ou de rendez-vous au cabinet médical. </w:t>
+      </w:r>
+      <w:r>
+        <w:rPr>
+          <w:b/>
+          <w:bCs/>
+          <w:sz w:val="22"/>
+          <w:szCs w:val="22"/>
+          <w:lang w:val="fr-FR"/>
+        </w:rPr>
+        <w:t>L</w:t>
+      </w:r>
+      <w:r>
+        <w:rPr>
+          <w:b/>
+          <w:bCs/>
+          <w:sz w:val="22"/>
+          <w:szCs w:val="22"/>
+          <w:lang w:val="fr-FR"/>
+        </w:rPr>
+        <w:t>e Docteur {{MEDECIN_REMPLACANT_PRENOM}} {{MEDECIN_REMPLACANT_NOM}}</w:t>
+      </w:r>
+      <w:r>
+        <w:rPr>
+          <w:sz w:val="22"/>
+          <w:szCs w:val="22"/>
+          <w:lang w:val="fr-FR"/>
+        </w:rPr>
+        <w:t xml:space="preserve"> </w:t>
+      </w:r>
+      <w:r>
+        <w:rPr>
+          <w:sz w:val="22"/>
+          <w:szCs w:val="22"/>
+          <w:lang w:val="fr-FR"/>
+        </w:rPr>
+        <w:t xml:space="preserve">doit consacrer à cette activité tout le temps nécessaire selon des modalités qu’elle/ il fixe librement. Elle /Il s'engage à donner, à tout malade faisant appel à elle /lui, des soins consciencieux et attentifs dans le respect des dispositions du code de déontologie. </w:t>
+      </w:r>
+      <w:proofErr w:type="gramStart"/>
+      <w:r>
+        <w:rPr>
+          <w:sz w:val="22"/>
+          <w:szCs w:val="22"/>
+          <w:lang w:val="fr-FR"/>
+        </w:rPr>
+        <w:t>Hors</w:t>
+      </w:r>
+      <w:proofErr w:type="gramEnd"/>
+      <w:r>
+        <w:rPr>
+          <w:sz w:val="22"/>
+          <w:szCs w:val="22"/>
+          <w:lang w:val="fr-FR"/>
+        </w:rPr>
+        <w:t xml:space="preserve"> le cas d'urgence, elle/ il peut, dans les conditions de l'article R.4127-47 du code de la santé publique (code de déontologie), refuser ses soins pour des raisons professionnelles ou personnelles. </w:t>
+      </w:r>
+    </w:p>
+    <w:p>
+      <w:pPr>
+        <w:rPr>
+          <w:sz w:val="22"/>
+          <w:szCs w:val="22"/>
+          <w:lang w:val="fr-FR"/>
+        </w:rPr>
+      </w:pPr>
+    </w:p>
+    <w:p>
+      <w:pPr>
+        <w:rPr>
+          <w:b/>
+          <w:bCs/>
+          <w:sz w:val="22"/>
+          <w:szCs w:val="22"/>
+          <w:lang w:val="fr-FR"/>
+        </w:rPr>
+      </w:pPr>
+      <w:r>
+        <w:rPr>
+          <w:b/>
+          <w:bCs/>
+          <w:sz w:val="22"/>
+          <w:szCs w:val="22"/>
+          <w:lang w:val="fr-FR"/>
+        </w:rPr>
+        <w:t xml:space="preserve">Article 2 </w:t>
       </w:r>
     </w:p>
     <w:p>
@@ -556,68 +825,22 @@
           <w:szCs w:val="22"/>
           <w:lang w:val="fr-FR"/>
         </w:rPr>
-        <w:t xml:space="preserve">Dans le souci de respecter l'obligation déontologique qui est la sienne d'assurer la permanence des soins et conformément aux dispositions de l'article R.4127-65 du code de la santé publique (code de déontologie), </w:t>
-      </w:r>
-      <w:r>
-        <w:rPr>
-          <w:b/>
-          <w:bCs/>
-          <w:sz w:val="22"/>
-          <w:szCs w:val="22"/>
-          <w:lang w:val="fr-FR"/>
-        </w:rPr>
-        <w:t xml:space="preserve">Le </w:t>
-      </w:r>
-      <w:r>
-        <w:rPr>
-          <w:b/>
-          <w:bCs/>
-          <w:sz w:val="22"/>
-          <w:szCs w:val="22"/>
-          <w:lang w:val="fr-FR"/>
-        </w:rPr>
-        <w:t>D</w:t>
-      </w:r>
-      <w:r>
-        <w:rPr>
-          <w:b/>
-          <w:bCs/>
-          <w:sz w:val="22"/>
-          <w:szCs w:val="22"/>
-          <w:lang w:val="fr-FR"/>
-        </w:rPr>
-        <w:t>octeu</w:t>
-      </w:r>
-      <w:r>
-        <w:rPr>
-          <w:b/>
-          <w:bCs/>
-          <w:sz w:val="22"/>
-          <w:szCs w:val="22"/>
-          <w:lang w:val="fr-FR"/>
-        </w:rPr>
-        <w:t xml:space="preserve">r </w:t>
-      </w:r>
-      <w:r>
-        <w:rPr>
-          <w:b/>
-          <w:bCs/>
-          <w:sz w:val="22"/>
-          <w:szCs w:val="22"/>
-          <w:lang w:val="fr-FR"/>
-        </w:rPr>
-        <w:t>{{MEDECIN_REMPLACE_PRENOM}} {{MEDECIN_REMPLACE_NOM}</w:t>
-      </w:r>
-      <w:r>
-        <w:rPr>
-          <w:sz w:val="22"/>
-          <w:szCs w:val="22"/>
-          <w:lang w:val="fr-FR"/>
-        </w:rPr>
-        <w:t xml:space="preserve">} </w:t>
-      </w:r>
-      <w:r>
-        <w:rPr>
+        <w:t xml:space="preserve">Le présent contrat de remplacement est prévu </w:t>
+      </w:r>
+      <w:r>
+        <w:rPr>
+          <w:b/>
+          <w:bCs/>
+          <w:sz w:val="22"/>
+          <w:szCs w:val="22"/>
+          <w:lang w:val="fr-FR"/>
+        </w:rPr>
+        <w:t>pour une période de</w:t>
+      </w:r>
+      <w:r>
+        <w:rPr>
+          <w:b/>
+          <w:bCs/>
           <w:sz w:val="22"/>
           <w:szCs w:val="22"/>
           <w:lang w:val="fr-FR"/>
@@ -626,6 +849,154 @@
       </w:r>
       <w:r>
         <w:rPr>
+          <w:b/>
+          <w:bCs/>
+          <w:sz w:val="22"/>
+          <w:szCs w:val="22"/>
+          <w:lang w:val="fr-FR"/>
+        </w:rPr>
+        <w:t xml:space="preserve">{{JOURS_REMPLACEMENT}} </w:t>
+      </w:r>
+      <w:r>
+        <w:rPr>
+          <w:b/>
+          <w:bCs/>
+          <w:sz w:val="22"/>
+          <w:szCs w:val="22"/>
+          <w:lang w:val="fr-FR"/>
+        </w:rPr>
+        <w:t xml:space="preserve">s'étendant du </w:t>
+      </w:r>
+      <w:r>
+        <w:rPr>
+          <w:b/>
+          <w:bCs/>
+          <w:sz w:val="22"/>
+          <w:szCs w:val="22"/>
+          <w:lang w:val="fr-FR"/>
+        </w:rPr>
+        <w:t xml:space="preserve">{{DATE_DEBUT_REMPLACEMENT}} </w:t>
+      </w:r>
+      <w:r>
+        <w:rPr>
+          <w:b/>
+          <w:bCs/>
+          <w:sz w:val="22"/>
+          <w:szCs w:val="22"/>
+          <w:lang w:val="fr-FR"/>
+        </w:rPr>
+        <w:t xml:space="preserve">au </w:t>
+      </w:r>
+      <w:r>
+        <w:rPr>
+          <w:b/>
+          <w:bCs/>
+          <w:sz w:val="22"/>
+          <w:szCs w:val="22"/>
+          <w:lang w:val="fr-FR"/>
+        </w:rPr>
+        <w:t xml:space="preserve">{{DATE_FIN_REMPLACEMENT}} </w:t>
+      </w:r>
+      <w:r>
+        <w:rPr>
+          <w:b/>
+          <w:bCs/>
+          <w:sz w:val="22"/>
+          <w:szCs w:val="22"/>
+          <w:lang w:val="fr-FR"/>
+        </w:rPr>
+        <w:t>compris</w:t>
+      </w:r>
+    </w:p>
+    <w:p>
+      <w:r>
+        <w:t>{{CRENEAUX_ACCEPTES}}</w:t>
+      </w:r>
+    </w:p>
+    <w:p>
+      <w:pPr>
+        <w:jc w:val="both"/>
+        <w:rPr>
+          <w:sz w:val="22"/>
+          <w:szCs w:val="22"/>
+          <w:lang w:val="fr-FR"/>
+        </w:rPr>
+      </w:pPr>
+      <w:r>
+        <w:rPr>
+          <w:sz w:val="22"/>
+          <w:szCs w:val="22"/>
+          <w:lang w:val="fr-FR"/>
+        </w:rPr>
+        <w:t xml:space="preserve">. Le nombre de jours correspond aux créneaux travaillés (une demi-journée = 0,5 jour), et non à la durée calendaire entre les deux dates.</w:t>
+      </w:r>
+      <w:r>
+        <w:rPr>
+          <w:sz w:val="22"/>
+          <w:szCs w:val="22"/>
+          <w:lang w:val="fr-FR"/>
+        </w:rPr>
+        <w:t/>
+      </w:r>
+      <w:r>
+        <w:rPr>
+          <w:sz w:val="22"/>
+          <w:szCs w:val="22"/>
+          <w:lang w:val="fr-FR"/>
+        </w:rPr>
+        <w:t xml:space="preserve"> Son éventuel renouvellement est subordonné au respect des dispositions de l'article L.4131-2 du code de la santé publique. </w:t>
+      </w:r>
+    </w:p>
+    <w:p>
+      <w:pPr>
+        <w:jc w:val="both"/>
+        <w:rPr>
+          <w:sz w:val="22"/>
+          <w:szCs w:val="22"/>
+          <w:lang w:val="fr-FR"/>
+        </w:rPr>
+      </w:pPr>
+    </w:p>
+    <w:p>
+      <w:pPr>
+        <w:rPr>
+          <w:b/>
+          <w:bCs/>
+          <w:sz w:val="22"/>
+          <w:szCs w:val="22"/>
+          <w:lang w:val="fr-FR"/>
+        </w:rPr>
+      </w:pPr>
+      <w:r>
+        <w:rPr>
+          <w:b/>
+          <w:bCs/>
+          <w:sz w:val="22"/>
+          <w:szCs w:val="22"/>
+          <w:lang w:val="fr-FR"/>
+        </w:rPr>
+        <w:t xml:space="preserve">Article 3 </w:t>
+      </w:r>
+    </w:p>
+    <w:p>
+      <w:pPr>
+        <w:jc w:val="both"/>
+        <w:rPr>
+          <w:sz w:val="22"/>
+          <w:szCs w:val="22"/>
+          <w:lang w:val="fr-FR"/>
+        </w:rPr>
+      </w:pPr>
+      <w:r>
+        <w:rPr>
+          <w:sz w:val="22"/>
+          <w:szCs w:val="22"/>
+          <w:lang w:val="fr-FR"/>
+        </w:rPr>
+        <w:t>Pendant la durée du présent contrat de remplacement et pour les besoins de son exécution</w:t>
+      </w:r>
+      <w:r>
+        <w:rPr>
           <w:sz w:val="22"/>
           <w:szCs w:val="22"/>
           <w:lang w:val="fr-FR"/>
@@ -634,55 +1005,52 @@
       </w:r>
       <w:r>
         <w:rPr>
+          <w:b/>
+          <w:bCs/>
+          <w:sz w:val="22"/>
+          <w:szCs w:val="22"/>
+          <w:lang w:val="fr-FR"/>
+        </w:rPr>
+        <w:t>le Docteur {{MEDECIN_REMPLACANT_PRENOM}} {{MEDECIN_REMPLACANT_NOM}}</w:t>
+      </w:r>
+      <w:r>
+        <w:rPr>
           <w:sz w:val="22"/>
           <w:szCs w:val="22"/>
           <w:lang w:val="fr-FR"/>
         </w:rPr>
         <w:t xml:space="preserve"> </w:t>
       </w:r>
-      <w:r>
-        <w:rPr>
-          <w:sz w:val="22"/>
-          <w:szCs w:val="22"/>
-          <w:lang w:val="fr-FR"/>
-        </w:rPr>
-        <w:lastRenderedPageBreak/>
-        <w:t xml:space="preserve">a contacté </w:t>
-      </w:r>
-      <w:r>
-        <w:rPr>
-          <w:b/>
-          <w:bCs/>
-          <w:sz w:val="22"/>
-          <w:szCs w:val="22"/>
-          <w:lang w:val="fr-FR"/>
-        </w:rPr>
-        <w:t xml:space="preserve">le </w:t>
-      </w:r>
-      <w:r>
-        <w:rPr>
-          <w:b/>
-          <w:bCs/>
-          <w:sz w:val="22"/>
-          <w:szCs w:val="22"/>
-          <w:lang w:val="fr-FR"/>
-        </w:rPr>
-        <w:t>D</w:t>
-      </w:r>
-      <w:r>
-        <w:rPr>
-          <w:b/>
-          <w:bCs/>
-          <w:sz w:val="22"/>
-          <w:szCs w:val="22"/>
-          <w:lang w:val="fr-FR"/>
-        </w:rPr>
-        <w:t>octeur</w:t>
-      </w:r>
-      <w:r>
-        <w:rPr>
-          <w:b/>
-          <w:bCs/>
+      <w:proofErr w:type="spellStart"/>
+      <w:r>
+        <w:rPr>
+          <w:sz w:val="22"/>
+          <w:szCs w:val="22"/>
+          <w:lang w:val="fr-FR"/>
+        </w:rPr>
+        <w:t>a</w:t>
+      </w:r>
+      <w:proofErr w:type="spellEnd"/>
+      <w:r>
+        <w:rPr>
+          <w:sz w:val="22"/>
+          <w:szCs w:val="22"/>
+          <w:lang w:val="fr-FR"/>
+        </w:rPr>
+        <w:t xml:space="preserve"> l'usage des locaux professionnels, installations et appareils que </w:t>
+      </w:r>
+      <w:r>
+        <w:rPr>
+          <w:b/>
+          <w:bCs/>
+          <w:sz w:val="22"/>
+          <w:szCs w:val="22"/>
+          <w:lang w:val="fr-FR"/>
+        </w:rPr>
+        <w:t>le Docteur {{MEDECIN_REMPLACE_PRENOM}} {{MEDECIN_REMPLACE_NOM}}</w:t>
+      </w:r>
+      <w:r>
+        <w:rPr>
           <w:sz w:val="22"/>
           <w:szCs w:val="22"/>
           <w:lang w:val="fr-FR"/>
@@ -691,18 +1059,66 @@
       </w:r>
       <w:r>
         <w:rPr>
-          <w:b/>
-          <w:bCs/>
-          <w:sz w:val="22"/>
-          <w:szCs w:val="22"/>
-          <w:lang w:val="fr-FR"/>
-        </w:rPr>
-        <w:t>{{MEDECIN_REMPLACANT_PRENOM}}</w:t>
-      </w:r>
-      <w:r>
-        <w:rPr>
-          <w:b/>
-          <w:bCs/>
+          <w:sz w:val="22"/>
+          <w:szCs w:val="22"/>
+          <w:lang w:val="fr-FR"/>
+        </w:rPr>
+        <w:t xml:space="preserve">met à sa disposition. Elle /Il doit en faire un usage raisonnable. Compte tenu du caractère par nature provisoire de l'activité du remplaçant/de la remplaçante, celle-ci /celui-ci s'interdit toute modification des lieux ou de leur destination. Il est recommandé que les modalités habituelles de fonctionnement du cabinet soient précisées au remplaçant /à la remplaçante, dans le souci de la permanence des soins. </w:t>
+      </w:r>
+    </w:p>
+    <w:p>
+      <w:pPr>
+        <w:rPr>
+          <w:b/>
+          <w:bCs/>
+          <w:sz w:val="22"/>
+          <w:szCs w:val="22"/>
+          <w:lang w:val="fr-FR"/>
+        </w:rPr>
+      </w:pPr>
+    </w:p>
+    <w:p>
+      <w:pPr>
+        <w:rPr>
+          <w:b/>
+          <w:bCs/>
+          <w:sz w:val="22"/>
+          <w:szCs w:val="22"/>
+          <w:lang w:val="fr-FR"/>
+        </w:rPr>
+      </w:pPr>
+      <w:r>
+        <w:rPr>
+          <w:b/>
+          <w:bCs/>
+          <w:sz w:val="22"/>
+          <w:szCs w:val="22"/>
+          <w:lang w:val="fr-FR"/>
+        </w:rPr>
+        <w:t xml:space="preserve">Article 4 </w:t>
+      </w:r>
+    </w:p>
+    <w:p>
+      <w:pPr>
+        <w:jc w:val="both"/>
+        <w:rPr>
+          <w:sz w:val="22"/>
+          <w:szCs w:val="22"/>
+          <w:lang w:val="fr-FR"/>
+        </w:rPr>
+      </w:pPr>
+      <w:r>
+        <w:rPr>
+          <w:b/>
+          <w:bCs/>
+          <w:sz w:val="22"/>
+          <w:szCs w:val="22"/>
+          <w:lang w:val="fr-FR"/>
+        </w:rPr>
+        <w:t>Le Docteur {{MEDECIN_REMPLACANT_PRENOM}} {{MEDECIN_REMPLACANT_NOM}}</w:t>
+      </w:r>
+      <w:r>
+        <w:rPr>
           <w:sz w:val="22"/>
           <w:szCs w:val="22"/>
           <w:lang w:val="fr-FR"/>
@@ -711,29 +1127,77 @@
       </w:r>
       <w:r>
         <w:rPr>
-          <w:b/>
-          <w:bCs/>
-          <w:sz w:val="22"/>
-          <w:szCs w:val="22"/>
-          <w:lang w:val="fr-FR"/>
-        </w:rPr>
-        <w:t>{{MEDECIN_REMPLACANT_NOM}</w:t>
-      </w:r>
-      <w:r>
-        <w:rPr>
-          <w:sz w:val="22"/>
-          <w:szCs w:val="22"/>
-          <w:lang w:val="fr-FR"/>
-        </w:rPr>
-        <w:t>}</w:t>
-      </w:r>
-      <w:r>
-        <w:rPr>
-          <w:sz w:val="22"/>
-          <w:szCs w:val="22"/>
-          <w:lang w:val="fr-FR"/>
-        </w:rPr>
-        <w:t>, régulièrement autorisé(e), en vertu de l'article L.4131-2 du code de la santé publique, pour prendre en charge, lors de la cessation temporaire de son activité professionnelle habituelle, les patients qui feraient appel à elle /lui.</w:t>
+          <w:sz w:val="22"/>
+          <w:szCs w:val="22"/>
+          <w:lang w:val="fr-FR"/>
+        </w:rPr>
+        <w:t xml:space="preserve">exerce son art en toute indépendance. Elle /Il est seul(e) responsable </w:t>
+      </w:r>
+      <w:r>
+        <w:rPr>
+          <w:sz w:val="22"/>
+          <w:szCs w:val="22"/>
+          <w:lang w:val="fr-FR"/>
+        </w:rPr>
+        <w:t>vis-à-vis</w:t>
+      </w:r>
+      <w:r>
+        <w:rPr>
+          <w:sz w:val="22"/>
+          <w:szCs w:val="22"/>
+          <w:lang w:val="fr-FR"/>
+        </w:rPr>
+        <w:t xml:space="preserve"> des patients et des tiers des conséquences de son exercice professionnel et conserve seul(e) la responsabilité de son activité professionnelle pour laquelle elle /il s'assure personnellement à ses frais à une compagnie notoirement solvable. Elle / Il doit apporter la preuve de cette assurance avant le début de son activité.</w:t>
+      </w:r>
+    </w:p>
+    <w:p>
+      <w:pPr>
+        <w:rPr>
+          <w:sz w:val="22"/>
+          <w:szCs w:val="22"/>
+          <w:lang w:val="fr-FR"/>
+        </w:rPr>
+      </w:pPr>
+    </w:p>
+    <w:p>
+      <w:pPr>
+        <w:rPr>
+          <w:b/>
+          <w:bCs/>
+          <w:sz w:val="22"/>
+          <w:szCs w:val="22"/>
+          <w:lang w:val="fr-FR"/>
+        </w:rPr>
+      </w:pPr>
+      <w:r>
+        <w:rPr>
+          <w:b/>
+          <w:bCs/>
+          <w:sz w:val="22"/>
+          <w:szCs w:val="22"/>
+          <w:lang w:val="fr-FR"/>
+        </w:rPr>
+        <w:t xml:space="preserve">Article 5 </w:t>
+      </w:r>
+    </w:p>
+    <w:p>
+      <w:pPr>
+        <w:jc w:val="both"/>
+        <w:rPr>
+          <w:sz w:val="22"/>
+          <w:szCs w:val="22"/>
+          <w:lang w:val="fr-FR"/>
+        </w:rPr>
+      </w:pPr>
+      <w:r>
+        <w:rPr>
+          <w:b/>
+          <w:bCs/>
+          <w:sz w:val="22"/>
+          <w:szCs w:val="22"/>
+          <w:lang w:val="fr-FR"/>
+        </w:rPr>
+        <w:t>Le Docteur {{MEDECIN_REMPLACANT_PRENOM}} {{MEDECIN_REMPLACANT_NOM}}</w:t>
       </w:r>
       <w:r>
         <w:rPr>
@@ -749,1173 +1213,236 @@
           <w:szCs w:val="22"/>
           <w:lang w:val="fr-FR"/>
         </w:rPr>
-        <w:t xml:space="preserve">Pour permettre le bon déroulement de ce remplacement, </w:t>
-      </w:r>
-      <w:r>
-        <w:rPr>
-          <w:b/>
-          <w:bCs/>
-          <w:sz w:val="22"/>
-          <w:szCs w:val="22"/>
-          <w:lang w:val="fr-FR"/>
-        </w:rPr>
-        <w:t>le</w:t>
-      </w:r>
-      <w:r>
-        <w:rPr>
-          <w:b/>
-          <w:bCs/>
+        <w:t xml:space="preserve">utilise conformément à la convention nationale les ordonnances ainsi que les feuilles de soins et imprimés pré-identifiés au nom </w:t>
+      </w:r>
+      <w:r>
+        <w:rPr>
+          <w:b/>
+          <w:bCs/>
+          <w:sz w:val="22"/>
+          <w:szCs w:val="22"/>
+          <w:lang w:val="fr-FR"/>
+        </w:rPr>
+        <w:t>du Docteur {{MEDECIN_REMPLACE_PRENOM}} {{MEDECIN_REMPLACE_NOM}}</w:t>
+      </w:r>
+      <w:r>
+        <w:rPr>
+          <w:sz w:val="22"/>
+          <w:szCs w:val="22"/>
+          <w:lang w:val="fr-FR"/>
+        </w:rPr>
+        <w:t xml:space="preserve"> dans son activité relative aux seuls patients </w:t>
+      </w:r>
+      <w:r>
+        <w:rPr>
+          <w:b/>
+          <w:bCs/>
+          <w:sz w:val="22"/>
+          <w:szCs w:val="22"/>
+          <w:lang w:val="fr-FR"/>
+        </w:rPr>
+        <w:t>d</w:t>
+      </w:r>
+      <w:r>
+        <w:rPr>
+          <w:b/>
+          <w:bCs/>
+          <w:sz w:val="22"/>
+          <w:szCs w:val="22"/>
+          <w:lang w:val="fr-FR"/>
+        </w:rPr>
+        <w:t xml:space="preserve">u Docteur </w:t>
+      </w:r>
+      <w:r>
+        <w:rPr>
+          <w:b/>
+          <w:bCs/>
+          <w:sz w:val="22"/>
+          <w:szCs w:val="22"/>
+          <w:lang w:val="fr-FR"/>
+        </w:rPr>
+        <w:t>{{MEDECIN_REMPLACE_PRENOM}} {{MEDECIN_REMPLACE_NOM}}</w:t>
+      </w:r>
+      <w:r>
+        <w:rPr>
+          <w:sz w:val="22"/>
+          <w:szCs w:val="22"/>
+          <w:lang w:val="fr-FR"/>
+        </w:rPr>
+        <w:t xml:space="preserve">. En outre, elle / il doit faire mention de son identification personnelle sur les ordonnances, feuilles de soins et imprimés réglementaires qu'elle / il sera amené(e) à remplir. </w:t>
+      </w:r>
+    </w:p>
+    <w:p>
+      <w:pPr>
+        <w:rPr>
+          <w:sz w:val="22"/>
+          <w:szCs w:val="22"/>
+          <w:lang w:val="fr-FR"/>
+        </w:rPr>
+      </w:pPr>
+    </w:p>
+    <w:p>
+      <w:pPr>
+        <w:rPr>
+          <w:b/>
+          <w:bCs/>
+          <w:sz w:val="22"/>
+          <w:szCs w:val="22"/>
+          <w:lang w:val="fr-FR"/>
+        </w:rPr>
+      </w:pPr>
+      <w:r>
+        <w:rPr>
+          <w:b/>
+          <w:bCs/>
+          <w:sz w:val="22"/>
+          <w:szCs w:val="22"/>
+          <w:lang w:val="fr-FR"/>
+        </w:rPr>
+        <w:t xml:space="preserve">Article 6 </w:t>
+      </w:r>
+    </w:p>
+    <w:p>
+      <w:pPr>
+        <w:jc w:val="both"/>
+        <w:rPr>
+          <w:sz w:val="22"/>
+          <w:szCs w:val="22"/>
+          <w:lang w:val="fr-FR"/>
+        </w:rPr>
+      </w:pPr>
+      <w:r>
+        <w:rPr>
+          <w:sz w:val="22"/>
+          <w:szCs w:val="22"/>
+          <w:lang w:val="fr-FR"/>
+        </w:rPr>
+        <w:t xml:space="preserve">Les deux co-contractants procèdent à des déclarations fiscales et sociales indépendantes et supportent personnellement, chacun(e) en ce qui les concerne, la totalité de leurs charges fiscales et sociales afférentes au dit remplacement. </w:t>
+      </w:r>
+    </w:p>
+    <w:p>
+      <w:pPr>
+        <w:rPr>
+          <w:b/>
+          <w:bCs/>
+          <w:sz w:val="22"/>
+          <w:szCs w:val="22"/>
+          <w:lang w:val="fr-FR"/>
+        </w:rPr>
+      </w:pPr>
+    </w:p>
+    <w:p>
+      <w:pPr>
+        <w:rPr>
+          <w:sz w:val="22"/>
+          <w:szCs w:val="22"/>
+          <w:lang w:val="fr-FR"/>
+        </w:rPr>
+      </w:pPr>
+      <w:r>
+        <w:rPr>
+          <w:b/>
+          <w:bCs/>
+          <w:sz w:val="22"/>
+          <w:szCs w:val="22"/>
+          <w:lang w:val="fr-FR"/>
+        </w:rPr>
+        <w:t>Article 7</w:t>
+      </w:r>
+      <w:r>
+        <w:rPr>
           <w:sz w:val="22"/>
           <w:szCs w:val="22"/>
           <w:lang w:val="fr-FR"/>
         </w:rPr>
         <w:t xml:space="preserve"> </w:t>
       </w:r>
-      <w:proofErr w:type="gramStart"/>
-      <w:r>
-        <w:rPr>
-          <w:b/>
-          <w:bCs/>
-          <w:sz w:val="22"/>
-          <w:szCs w:val="22"/>
-          <w:lang w:val="fr-FR"/>
-        </w:rPr>
-        <w:t xml:space="preserve">Docteur  </w:t>
-      </w:r>
-      <w:r>
-        <w:rPr>
-          <w:b/>
-          <w:bCs/>
-          <w:sz w:val="22"/>
-          <w:szCs w:val="22"/>
-          <w:lang w:val="fr-FR"/>
-        </w:rPr>
-        <w:t>{</w:t>
-      </w:r>
-      <w:proofErr w:type="gramEnd"/>
-      <w:r>
-        <w:rPr>
-          <w:b/>
-          <w:bCs/>
-          <w:sz w:val="22"/>
-          <w:szCs w:val="22"/>
-          <w:lang w:val="fr-FR"/>
-        </w:rPr>
-        <w:t>{MEDECIN_REMPLACE_PRENOM}} {{MEDECIN_REMPLACE_NOM}}</w:t>
-      </w:r>
-      <w:r>
-        <w:rPr>
-          <w:sz w:val="22"/>
-          <w:szCs w:val="22"/>
-          <w:lang w:val="fr-FR"/>
-        </w:rPr>
-        <w:t xml:space="preserve"> </w:t>
-      </w:r>
-      <w:r>
-        <w:rPr>
-          <w:sz w:val="22"/>
-          <w:szCs w:val="22"/>
-          <w:lang w:val="fr-FR"/>
-        </w:rPr>
-        <w:t xml:space="preserve">met à la disposition </w:t>
-      </w:r>
-      <w:r>
-        <w:rPr>
-          <w:sz w:val="22"/>
-          <w:szCs w:val="22"/>
-          <w:lang w:val="fr-FR"/>
-        </w:rPr>
-        <w:t>du D</w:t>
-      </w:r>
-      <w:r>
-        <w:rPr>
-          <w:sz w:val="22"/>
-          <w:szCs w:val="22"/>
-          <w:lang w:val="fr-FR"/>
-        </w:rPr>
-        <w:t xml:space="preserve">octeur </w:t>
-      </w:r>
-      <w:r>
-        <w:rPr>
-          <w:b/>
-          <w:bCs/>
-          <w:sz w:val="22"/>
-          <w:szCs w:val="22"/>
-          <w:lang w:val="fr-FR"/>
-        </w:rPr>
-        <w:t>{{MEDECIN_REMPLACANT_PRENOM}} {{MEDECIN_REMPLACANT_NOM}}</w:t>
-      </w:r>
-      <w:r>
-        <w:rPr>
-          <w:sz w:val="22"/>
-          <w:szCs w:val="22"/>
-          <w:lang w:val="fr-FR"/>
-        </w:rPr>
-        <w:t>,</w:t>
-      </w:r>
-      <w:r>
-        <w:rPr>
-          <w:sz w:val="22"/>
-          <w:szCs w:val="22"/>
-          <w:lang w:val="fr-FR"/>
-        </w:rPr>
-        <w:t xml:space="preserve"> </w:t>
-      </w:r>
-      <w:r>
-        <w:rPr>
-          <w:sz w:val="22"/>
-          <w:szCs w:val="22"/>
-          <w:lang w:val="fr-FR"/>
-        </w:rPr>
-        <w:t>son cabinet de consultations</w:t>
-      </w:r>
-      <w:r>
-        <w:rPr>
-          <w:sz w:val="22"/>
-          <w:szCs w:val="22"/>
-          <w:lang w:val="fr-FR"/>
-        </w:rPr>
-        <w:t xml:space="preserve"> </w:t>
-      </w:r>
-      <w:r>
-        <w:rPr>
-          <w:b/>
-          <w:bCs/>
-          <w:sz w:val="22"/>
-          <w:szCs w:val="22"/>
-          <w:lang w:val="fr-FR"/>
-        </w:rPr>
-        <w:t>{{MEDECIN_REMPLACE_CABINET_NOM}}</w:t>
-      </w:r>
-      <w:r>
-        <w:rPr>
-          <w:sz w:val="22"/>
-          <w:szCs w:val="22"/>
-          <w:lang w:val="fr-FR"/>
-        </w:rPr>
-        <w:t>,</w:t>
-      </w:r>
-      <w:r>
-        <w:rPr>
-          <w:sz w:val="22"/>
-          <w:szCs w:val="22"/>
-          <w:lang w:val="fr-FR"/>
-        </w:rPr>
-        <w:t xml:space="preserve"> </w:t>
-      </w:r>
-      <w:r>
-        <w:rPr>
-          <w:sz w:val="22"/>
-          <w:szCs w:val="22"/>
-          <w:lang w:val="fr-FR"/>
-        </w:rPr>
-        <w:t xml:space="preserve">situé à </w:t>
-      </w:r>
-      <w:r>
-        <w:rPr>
-          <w:b/>
-          <w:bCs/>
-          <w:sz w:val="22"/>
-          <w:szCs w:val="22"/>
-          <w:lang w:val="fr-FR"/>
-        </w:rPr>
-        <w:t>{{MEDECIN_REMPLACE_CABINET_ADRESSE}},</w:t>
-      </w:r>
-      <w:r>
-        <w:rPr>
-          <w:b/>
-          <w:bCs/>
-          <w:sz w:val="22"/>
-          <w:szCs w:val="22"/>
-          <w:lang w:val="fr-FR"/>
-        </w:rPr>
-        <w:t xml:space="preserve"> </w:t>
-      </w:r>
-      <w:r>
-        <w:rPr>
-          <w:b/>
-          <w:bCs/>
-          <w:sz w:val="22"/>
-          <w:szCs w:val="22"/>
-          <w:lang w:val="fr-FR"/>
-        </w:rPr>
-        <w:t>{{MEDECIN_REMPLACE_CABINET_CODE_POSTAL}} {{MEDECIN_REMPLACE_CABINET_VILLE}}</w:t>
-      </w:r>
-      <w:r>
-        <w:rPr>
-          <w:sz w:val="22"/>
-          <w:szCs w:val="22"/>
-          <w:lang w:val="fr-FR"/>
-        </w:rPr>
-        <w:t xml:space="preserve"> </w:t>
-      </w:r>
-      <w:r>
-        <w:rPr>
-          <w:sz w:val="22"/>
-          <w:szCs w:val="22"/>
-          <w:lang w:val="fr-FR"/>
-        </w:rPr>
-        <w:t xml:space="preserve">et son secrétariat. </w:t>
-      </w:r>
-      <w:r>
-        <w:rPr>
-          <w:b/>
-          <w:bCs/>
-          <w:sz w:val="22"/>
-          <w:szCs w:val="22"/>
-          <w:lang w:val="fr-FR"/>
+    </w:p>
+    <w:p>
+      <w:pPr>
+        <w:jc w:val="both"/>
+        <w:rPr>
+          <w:sz w:val="22"/>
+          <w:szCs w:val="22"/>
+          <w:lang w:val="fr-FR"/>
+        </w:rPr>
+      </w:pPr>
+      <w:r>
+        <w:rPr>
+          <w:b w:val="0"/>
+          <w:bCs/>
+          <w:sz w:val="22"/>
+          <w:szCs w:val="22"/>
+          <w:lang w:val="fr-FR"/>
+          <w:u w:val="none"/>
         </w:rPr>
         <w:t xml:space="preserve">Le Docteur </w:t>
       </w:r>
       <w:r>
         <w:rPr>
-          <w:b/>
-          <w:bCs/>
-          <w:sz w:val="22"/>
-          <w:szCs w:val="22"/>
-          <w:lang w:val="fr-FR"/>
-        </w:rPr>
-        <w:t>{{MEDECIN_REMPLACANT_PRENOM}} {{MEDECIN_REMPLACANT_NOM}}</w:t>
-      </w:r>
-      <w:r>
-        <w:rPr>
-          <w:sz w:val="22"/>
-          <w:szCs w:val="22"/>
-          <w:lang w:val="fr-FR"/>
-        </w:rPr>
-        <w:t xml:space="preserve"> </w:t>
-      </w:r>
-      <w:r>
-        <w:rPr>
-          <w:sz w:val="22"/>
-          <w:szCs w:val="22"/>
-          <w:lang w:val="fr-FR"/>
-        </w:rPr>
-        <w:t>assume de ce fait toutes les obligations inscrites dans le code de déontologie. Elle /Il ne peut aliéner son indépendance professionnelle sous quelque forme que ce soit Il a été convenu ce qui suit</w:t>
-      </w:r>
-    </w:p>
-    <w:p>
-      <w:pPr>
-        <w:rPr>
-          <w:sz w:val="22"/>
-          <w:szCs w:val="22"/>
-          <w:lang w:val="fr-FR"/>
-        </w:rPr>
-      </w:pPr>
-    </w:p>
-    <w:p>
-      <w:pPr>
-        <w:rPr>
-          <w:b/>
-          <w:bCs/>
-          <w:sz w:val="22"/>
-          <w:szCs w:val="22"/>
-          <w:lang w:val="fr-FR"/>
-        </w:rPr>
-      </w:pPr>
-      <w:r>
-        <w:rPr>
-          <w:b/>
-          <w:bCs/>
-          <w:sz w:val="22"/>
-          <w:szCs w:val="22"/>
-          <w:lang w:val="fr-FR"/>
-        </w:rPr>
-        <w:t xml:space="preserve">Article 1er </w:t>
-      </w:r>
-    </w:p>
-    <w:p>
-      <w:pPr>
-        <w:jc w:val="both"/>
-        <w:rPr>
-          <w:sz w:val="22"/>
-          <w:szCs w:val="22"/>
-          <w:lang w:val="fr-FR"/>
-        </w:rPr>
-      </w:pPr>
-      <w:r>
-        <w:rPr>
-          <w:sz w:val="22"/>
-          <w:szCs w:val="22"/>
-          <w:lang w:val="fr-FR"/>
-        </w:rPr>
-        <w:t>Dans le souci de la permanence des soins</w:t>
-      </w:r>
-      <w:r>
-        <w:rPr>
-          <w:sz w:val="22"/>
-          <w:szCs w:val="22"/>
-          <w:lang w:val="fr-FR"/>
-        </w:rPr>
-        <w:t xml:space="preserve">, </w:t>
-      </w:r>
-      <w:r>
-        <w:rPr>
-          <w:b/>
-          <w:bCs/>
-          <w:sz w:val="22"/>
-          <w:szCs w:val="22"/>
-          <w:lang w:val="fr-FR"/>
-        </w:rPr>
-        <w:t>le docteur {{MEDECIN_REMPLACE_PRENOM}} {{MEDECIN_REMPLACE_NOM}}</w:t>
-      </w:r>
-      <w:r>
-        <w:rPr>
-          <w:sz w:val="22"/>
-          <w:szCs w:val="22"/>
-          <w:lang w:val="fr-FR"/>
-        </w:rPr>
-        <w:t xml:space="preserve"> </w:t>
-      </w:r>
-      <w:r>
-        <w:rPr>
-          <w:sz w:val="22"/>
-          <w:szCs w:val="22"/>
-          <w:lang w:val="fr-FR"/>
-        </w:rPr>
-        <w:t xml:space="preserve">charge </w:t>
-      </w:r>
-      <w:r>
-        <w:rPr>
-          <w:sz w:val="22"/>
-          <w:szCs w:val="22"/>
-          <w:lang w:val="fr-FR"/>
-        </w:rPr>
-        <w:t xml:space="preserve">le Docteur </w:t>
-      </w:r>
-      <w:r>
-        <w:rPr>
-          <w:b/>
-          <w:bCs/>
-          <w:sz w:val="22"/>
-          <w:szCs w:val="22"/>
-          <w:lang w:val="fr-FR"/>
-        </w:rPr>
-        <w:t>{{MEDECIN_REMPLACANT_PRENOM}} {{MEDECIN_REMPLACANT_NOM}}</w:t>
-      </w:r>
-      <w:r>
-        <w:rPr>
-          <w:sz w:val="22"/>
-          <w:szCs w:val="22"/>
-          <w:lang w:val="fr-FR"/>
-        </w:rPr>
-        <w:t>,</w:t>
-      </w:r>
-      <w:r>
-        <w:rPr>
-          <w:sz w:val="22"/>
-          <w:szCs w:val="22"/>
-          <w:lang w:val="fr-FR"/>
-        </w:rPr>
-        <w:t xml:space="preserve"> </w:t>
-      </w:r>
-      <w:r>
-        <w:rPr>
-          <w:sz w:val="22"/>
-          <w:szCs w:val="22"/>
-          <w:lang w:val="fr-FR"/>
-        </w:rPr>
-        <w:t xml:space="preserve">qui accepte, de le remplacer temporairement auprès des patients qui feraient appel à elle /lui. Les patients doivent être avertis, dès que possible, de la présence d'un(e) remplaçant(e), notamment lors de toute demande de visite à domicile ou de rendez-vous au cabinet médical. </w:t>
-      </w:r>
-      <w:r>
-        <w:rPr>
-          <w:b/>
-          <w:bCs/>
-          <w:sz w:val="22"/>
-          <w:szCs w:val="22"/>
-          <w:lang w:val="fr-FR"/>
-        </w:rPr>
-        <w:t>L</w:t>
-      </w:r>
-      <w:r>
-        <w:rPr>
-          <w:b/>
-          <w:bCs/>
-          <w:sz w:val="22"/>
-          <w:szCs w:val="22"/>
-          <w:lang w:val="fr-FR"/>
-        </w:rPr>
-        <w:t>e Docteur {{MEDECIN_REMPLACANT_PRENOM}} {{MEDECIN_REMPLACANT_NOM}}</w:t>
-      </w:r>
-      <w:r>
-        <w:rPr>
-          <w:sz w:val="22"/>
-          <w:szCs w:val="22"/>
-          <w:lang w:val="fr-FR"/>
-        </w:rPr>
-        <w:t xml:space="preserve"> </w:t>
-      </w:r>
-      <w:r>
-        <w:rPr>
-          <w:sz w:val="22"/>
-          <w:szCs w:val="22"/>
-          <w:lang w:val="fr-FR"/>
-        </w:rPr>
-        <w:t xml:space="preserve">doit consacrer à cette activité tout le temps nécessaire selon des modalités qu’elle/ il fixe librement. Elle /Il s'engage à donner, à tout malade faisant appel à elle /lui, des soins consciencieux et attentifs dans le respect des dispositions du code de déontologie. </w:t>
-      </w:r>
-      <w:proofErr w:type="gramStart"/>
-      <w:r>
-        <w:rPr>
-          <w:sz w:val="22"/>
-          <w:szCs w:val="22"/>
-          <w:lang w:val="fr-FR"/>
-        </w:rPr>
-        <w:t>Hors</w:t>
-      </w:r>
-      <w:proofErr w:type="gramEnd"/>
-      <w:r>
-        <w:rPr>
-          <w:sz w:val="22"/>
-          <w:szCs w:val="22"/>
-          <w:lang w:val="fr-FR"/>
-        </w:rPr>
-        <w:t xml:space="preserve"> le cas d'urgence, elle/ il peut, dans les conditions de l'article R.4127-47 du code de la santé publique (code de déontologie), refuser ses soins pour des raisons professionnelles ou personnelles. </w:t>
-      </w:r>
-    </w:p>
-    <w:p>
-      <w:pPr>
-        <w:rPr>
-          <w:sz w:val="22"/>
-          <w:szCs w:val="22"/>
-          <w:lang w:val="fr-FR"/>
-        </w:rPr>
-      </w:pPr>
-    </w:p>
-    <w:p>
-      <w:pPr>
-        <w:rPr>
-          <w:b/>
-          <w:bCs/>
-          <w:sz w:val="22"/>
-          <w:szCs w:val="22"/>
-          <w:lang w:val="fr-FR"/>
-        </w:rPr>
-      </w:pPr>
-      <w:r>
-        <w:rPr>
-          <w:b/>
-          <w:bCs/>
-          <w:sz w:val="22"/>
-          <w:szCs w:val="22"/>
-          <w:lang w:val="fr-FR"/>
-        </w:rPr>
-        <w:t xml:space="preserve">Article 2 </w:t>
-      </w:r>
-    </w:p>
-    <w:p>
-      <w:pPr>
-        <w:jc w:val="both"/>
-        <w:rPr>
-          <w:sz w:val="22"/>
-          <w:szCs w:val="22"/>
-          <w:lang w:val="fr-FR"/>
-        </w:rPr>
-      </w:pPr>
-      <w:r>
-        <w:rPr>
-          <w:sz w:val="22"/>
-          <w:szCs w:val="22"/>
-          <w:lang w:val="fr-FR"/>
-        </w:rPr>
-        <w:t>Le présent contrat de remplacement est prévu pour une période de</w:t>
-      </w:r>
-      <w:r>
-        <w:rPr>
-          <w:sz w:val="22"/>
-          <w:szCs w:val="22"/>
-          <w:lang w:val="fr-FR"/>
-        </w:rPr>
-        <w:t xml:space="preserve"> </w:t>
-      </w:r>
-      <w:r>
-        <w:rPr>
-          <w:b/>
-          <w:bCs/>
-          <w:sz w:val="22"/>
-          <w:szCs w:val="22"/>
-          <w:lang w:val="fr-FR"/>
-        </w:rPr>
-        <w:t>{{JOURS_REMPLACEMENT}}</w:t>
-      </w:r>
-      <w:r>
-        <w:rPr>
-          <w:sz w:val="22"/>
-          <w:szCs w:val="22"/>
-          <w:lang w:val="fr-FR"/>
-        </w:rPr>
-        <w:t xml:space="preserve"> </w:t>
-      </w:r>
-      <w:r>
-        <w:rPr>
-          <w:sz w:val="22"/>
-          <w:szCs w:val="22"/>
-          <w:lang w:val="fr-FR"/>
-        </w:rPr>
-        <w:t xml:space="preserve">s'étendant du </w:t>
-      </w:r>
-      <w:r>
-        <w:rPr>
-          <w:b/>
-          <w:bCs/>
-          <w:sz w:val="22"/>
-          <w:szCs w:val="22"/>
-          <w:lang w:val="fr-FR"/>
-        </w:rPr>
-        <w:t xml:space="preserve">{{DATE_DEBUT_REMPLACEMENT}} </w:t>
-      </w:r>
-      <w:r>
-        <w:rPr>
-          <w:sz w:val="22"/>
-          <w:szCs w:val="22"/>
-          <w:lang w:val="fr-FR"/>
-        </w:rPr>
-        <w:t xml:space="preserve">au </w:t>
-      </w:r>
-      <w:r>
-        <w:rPr>
-          <w:b/>
-          <w:bCs/>
-          <w:sz w:val="22"/>
-          <w:szCs w:val="22"/>
-          <w:lang w:val="fr-FR"/>
-        </w:rPr>
-        <w:t>{{DATE_FIN_REMPLACEMENT}}</w:t>
-      </w:r>
-      <w:r>
-        <w:rPr>
-          <w:sz w:val="22"/>
-          <w:szCs w:val="22"/>
-          <w:lang w:val="fr-FR"/>
-        </w:rPr>
-        <w:t xml:space="preserve"> </w:t>
-      </w:r>
-      <w:r>
-        <w:rPr>
-          <w:sz w:val="22"/>
-          <w:szCs w:val="22"/>
-          <w:lang w:val="fr-FR"/>
-        </w:rPr>
-        <w:t xml:space="preserve">compris. En cas de remplacement régulier de courte durée, préciser le/les jour(s) ou la/les </w:t>
-      </w:r>
-      <w:r>
-        <w:rPr>
-          <w:sz w:val="22"/>
-          <w:szCs w:val="22"/>
-          <w:lang w:val="fr-FR"/>
-        </w:rPr>
-        <w:t>demi-journées</w:t>
-      </w:r>
-      <w:r>
-        <w:rPr>
-          <w:sz w:val="22"/>
-          <w:szCs w:val="22"/>
-          <w:lang w:val="fr-FR"/>
-        </w:rPr>
-        <w:t xml:space="preserve">(s) de remplacement. Son éventuel renouvellement est subordonné au respect des dispositions de l'article L.4131-2 du code de la santé publique. </w:t>
-      </w:r>
-    </w:p>
-    <w:p>
-      <w:pPr>
-        <w:jc w:val="both"/>
-        <w:rPr>
-          <w:sz w:val="22"/>
-          <w:szCs w:val="22"/>
-          <w:lang w:val="fr-FR"/>
-        </w:rPr>
-      </w:pPr>
-    </w:p>
-    <w:p>
-      <w:pPr>
-        <w:rPr>
-          <w:b/>
-          <w:bCs/>
-          <w:sz w:val="22"/>
-          <w:szCs w:val="22"/>
-          <w:lang w:val="fr-FR"/>
-        </w:rPr>
-      </w:pPr>
-      <w:r>
-        <w:rPr>
-          <w:b/>
-          <w:bCs/>
-          <w:sz w:val="22"/>
-          <w:szCs w:val="22"/>
-          <w:lang w:val="fr-FR"/>
-        </w:rPr>
-        <w:t xml:space="preserve">Article 3 </w:t>
-      </w:r>
-    </w:p>
-    <w:p>
-      <w:pPr>
-        <w:jc w:val="both"/>
-        <w:rPr>
-          <w:sz w:val="22"/>
-          <w:szCs w:val="22"/>
-          <w:lang w:val="fr-FR"/>
-        </w:rPr>
-      </w:pPr>
-      <w:r>
-        <w:rPr>
-          <w:sz w:val="22"/>
-          <w:szCs w:val="22"/>
-          <w:lang w:val="fr-FR"/>
-        </w:rPr>
-        <w:t>Pendant la durée du présent contrat de remplacement et pour les besoins de son exécution</w:t>
-      </w:r>
-      <w:r>
-        <w:rPr>
-          <w:sz w:val="22"/>
-          <w:szCs w:val="22"/>
-          <w:lang w:val="fr-FR"/>
-        </w:rPr>
-        <w:t xml:space="preserve"> </w:t>
-      </w:r>
-      <w:r>
-        <w:rPr>
-          <w:b/>
-          <w:bCs/>
-          <w:sz w:val="22"/>
-          <w:szCs w:val="22"/>
-          <w:lang w:val="fr-FR"/>
-        </w:rPr>
-        <w:t>le Docteur {{MEDECIN_REMPLACANT_PRENOM}} {{MEDECIN_REMPLACANT_NOM}}</w:t>
-      </w:r>
-      <w:r>
-        <w:rPr>
-          <w:sz w:val="22"/>
-          <w:szCs w:val="22"/>
-          <w:lang w:val="fr-FR"/>
-        </w:rPr>
-        <w:t xml:space="preserve"> </w:t>
-      </w:r>
-      <w:proofErr w:type="spellStart"/>
-      <w:r>
-        <w:rPr>
-          <w:sz w:val="22"/>
-          <w:szCs w:val="22"/>
-          <w:lang w:val="fr-FR"/>
-        </w:rPr>
-        <w:t>a</w:t>
-      </w:r>
-      <w:proofErr w:type="spellEnd"/>
-      <w:r>
-        <w:rPr>
-          <w:sz w:val="22"/>
-          <w:szCs w:val="22"/>
-          <w:lang w:val="fr-FR"/>
-        </w:rPr>
-        <w:t xml:space="preserve"> l'usage des locaux professionnels, installations et appareils que </w:t>
-      </w:r>
-      <w:r>
-        <w:rPr>
-          <w:b/>
-          <w:bCs/>
-          <w:sz w:val="22"/>
-          <w:szCs w:val="22"/>
-          <w:lang w:val="fr-FR"/>
-        </w:rPr>
-        <w:t xml:space="preserve">le Docteur </w:t>
-      </w:r>
-      <w:r>
-        <w:rPr>
-          <w:b/>
-          <w:bCs/>
-          <w:sz w:val="22"/>
-          <w:szCs w:val="22"/>
-          <w:lang w:val="fr-FR"/>
-        </w:rPr>
-        <w:lastRenderedPageBreak/>
-        <w:t>{{MEDECIN_REMPLACE_PRENOM}} {{MEDECIN_REMPLACE_NOM}}</w:t>
-      </w:r>
-      <w:r>
-        <w:rPr>
-          <w:sz w:val="22"/>
-          <w:szCs w:val="22"/>
-          <w:lang w:val="fr-FR"/>
-        </w:rPr>
-        <w:t xml:space="preserve"> </w:t>
-      </w:r>
-      <w:r>
-        <w:rPr>
-          <w:sz w:val="22"/>
-          <w:szCs w:val="22"/>
-          <w:lang w:val="fr-FR"/>
-        </w:rPr>
-        <w:t xml:space="preserve">met à sa disposition. Elle /Il doit en faire un usage raisonnable. Compte tenu du caractère par nature provisoire de l'activité du remplaçant/de la remplaçante, celle-ci /celui-ci s'interdit toute modification des lieux ou de leur destination. 1 Il est recommandé que les modalités habituelles de fonctionnement du cabinet soient précisées au remplaçant /à la remplaçante, dans le souci de la permanence des soins. </w:t>
-      </w:r>
-    </w:p>
-    <w:p>
-      <w:pPr>
-        <w:rPr>
-          <w:b/>
-          <w:bCs/>
-          <w:sz w:val="22"/>
-          <w:szCs w:val="22"/>
-          <w:lang w:val="fr-FR"/>
-        </w:rPr>
-      </w:pPr>
-    </w:p>
-    <w:p>
-      <w:pPr>
-        <w:rPr>
-          <w:b/>
-          <w:bCs/>
-          <w:sz w:val="22"/>
-          <w:szCs w:val="22"/>
-          <w:lang w:val="fr-FR"/>
-        </w:rPr>
-      </w:pPr>
-      <w:r>
-        <w:rPr>
-          <w:b/>
-          <w:bCs/>
-          <w:sz w:val="22"/>
-          <w:szCs w:val="22"/>
-          <w:lang w:val="fr-FR"/>
-        </w:rPr>
-        <w:t xml:space="preserve">Article 4 </w:t>
-      </w:r>
-    </w:p>
-    <w:p>
-      <w:pPr>
-        <w:jc w:val="both"/>
-        <w:rPr>
-          <w:sz w:val="22"/>
-          <w:szCs w:val="22"/>
-          <w:lang w:val="fr-FR"/>
-        </w:rPr>
-      </w:pPr>
-      <w:r>
-        <w:rPr>
-          <w:b/>
-          <w:bCs/>
-          <w:sz w:val="22"/>
-          <w:szCs w:val="22"/>
-          <w:lang w:val="fr-FR"/>
-        </w:rPr>
-        <w:t>Le Docteur {{MEDECIN_REMPLACANT_PRENOM}} {{MEDECIN_REMPLACANT_NOM}}</w:t>
-      </w:r>
-      <w:r>
-        <w:rPr>
-          <w:sz w:val="22"/>
-          <w:szCs w:val="22"/>
-          <w:lang w:val="fr-FR"/>
-        </w:rPr>
-        <w:t xml:space="preserve"> </w:t>
-      </w:r>
-      <w:r>
-        <w:rPr>
-          <w:sz w:val="22"/>
-          <w:szCs w:val="22"/>
-          <w:lang w:val="fr-FR"/>
-        </w:rPr>
-        <w:t xml:space="preserve">exerce son art en toute indépendance. Elle /Il est seul(e) responsable </w:t>
-      </w:r>
-      <w:r>
-        <w:rPr>
-          <w:sz w:val="22"/>
-          <w:szCs w:val="22"/>
-          <w:lang w:val="fr-FR"/>
-        </w:rPr>
-        <w:t>vis-à-vis</w:t>
-      </w:r>
-      <w:r>
-        <w:rPr>
-          <w:sz w:val="22"/>
-          <w:szCs w:val="22"/>
-          <w:lang w:val="fr-FR"/>
-        </w:rPr>
-        <w:t xml:space="preserve"> des patients et des tiers des conséquences de son exercice professionnel et conserve seul(e) la responsabilité de son activité professionnelle pour laquelle elle /il s'assure personnellement à ses frais à une compagnie notoirement solvable. Elle / Il doit apporter la preuve de cette assurance avant le début de son activité.</w:t>
-      </w:r>
-    </w:p>
-    <w:p>
-      <w:pPr>
-        <w:rPr>
-          <w:sz w:val="22"/>
-          <w:szCs w:val="22"/>
-          <w:lang w:val="fr-FR"/>
-        </w:rPr>
-      </w:pPr>
-    </w:p>
-    <w:p>
-      <w:pPr>
-        <w:rPr>
-          <w:b/>
-          <w:bCs/>
-          <w:sz w:val="22"/>
-          <w:szCs w:val="22"/>
-          <w:lang w:val="fr-FR"/>
-        </w:rPr>
-      </w:pPr>
-      <w:r>
-        <w:rPr>
-          <w:b/>
-          <w:bCs/>
-          <w:sz w:val="22"/>
-          <w:szCs w:val="22"/>
-          <w:lang w:val="fr-FR"/>
-        </w:rPr>
-        <w:t xml:space="preserve">Article 5 </w:t>
-      </w:r>
-    </w:p>
-    <w:p>
-      <w:pPr>
-        <w:jc w:val="both"/>
-        <w:rPr>
-          <w:sz w:val="22"/>
-          <w:szCs w:val="22"/>
-          <w:lang w:val="fr-FR"/>
-        </w:rPr>
-      </w:pPr>
-      <w:r>
-        <w:rPr>
-          <w:b/>
-          <w:bCs/>
-          <w:sz w:val="22"/>
-          <w:szCs w:val="22"/>
-          <w:lang w:val="fr-FR"/>
-        </w:rPr>
-        <w:t>Le Docteur {{MEDECIN_REMPLACANT_PRENOM}} {{MEDECIN_REMPLACANT_NOM}}</w:t>
-      </w:r>
-      <w:r>
-        <w:rPr>
-          <w:sz w:val="22"/>
-          <w:szCs w:val="22"/>
-          <w:lang w:val="fr-FR"/>
-        </w:rPr>
-        <w:t xml:space="preserve"> </w:t>
-      </w:r>
-      <w:r>
-        <w:rPr>
-          <w:sz w:val="22"/>
-          <w:szCs w:val="22"/>
-          <w:lang w:val="fr-FR"/>
-        </w:rPr>
-        <w:t xml:space="preserve">utilise conformément à la convention nationale les ordonnances ainsi que les feuilles de soins et imprimés pré-identifiés au nom </w:t>
-      </w:r>
-      <w:r>
-        <w:rPr>
-          <w:b/>
-          <w:bCs/>
-          <w:sz w:val="22"/>
-          <w:szCs w:val="22"/>
-          <w:lang w:val="fr-FR"/>
-        </w:rPr>
-        <w:t>du Docteur {{MEDECIN_REMPLACE_PRENOM}} {{MEDECIN_REMPLACE_NOM}}</w:t>
-      </w:r>
-      <w:r>
-        <w:rPr>
-          <w:sz w:val="22"/>
-          <w:szCs w:val="22"/>
-          <w:lang w:val="fr-FR"/>
-        </w:rPr>
-        <w:t xml:space="preserve"> dans son activité relative aux seuls patients </w:t>
-      </w:r>
-      <w:r>
-        <w:rPr>
-          <w:b/>
-          <w:bCs/>
-          <w:sz w:val="22"/>
-          <w:szCs w:val="22"/>
-          <w:lang w:val="fr-FR"/>
-        </w:rPr>
-        <w:t>d</w:t>
-      </w:r>
-      <w:r>
-        <w:rPr>
-          <w:b/>
-          <w:bCs/>
-          <w:sz w:val="22"/>
-          <w:szCs w:val="22"/>
-          <w:lang w:val="fr-FR"/>
-        </w:rPr>
-        <w:t xml:space="preserve">u Docteur </w:t>
-      </w:r>
-      <w:r>
-        <w:rPr>
-          <w:b/>
-          <w:bCs/>
-          <w:sz w:val="22"/>
-          <w:szCs w:val="22"/>
-          <w:lang w:val="fr-FR"/>
-        </w:rPr>
-        <w:t>{{MEDECIN_REMPLACE_PRENOM}} {{MEDECIN_REMPLACE_NOM}}</w:t>
-      </w:r>
-      <w:r>
-        <w:rPr>
-          <w:sz w:val="22"/>
-          <w:szCs w:val="22"/>
-          <w:lang w:val="fr-FR"/>
-        </w:rPr>
-        <w:t xml:space="preserve">. En outre, elle / il doit faire mention de son identification personnelle sur les ordonnances, feuilles de soins et imprimés réglementaires qu'elle / il sera amené(e) à remplir. </w:t>
-      </w:r>
-    </w:p>
-    <w:p>
-      <w:pPr>
-        <w:rPr>
-          <w:sz w:val="22"/>
-          <w:szCs w:val="22"/>
-          <w:lang w:val="fr-FR"/>
-        </w:rPr>
-      </w:pPr>
-    </w:p>
-    <w:p>
-      <w:pPr>
-        <w:rPr>
-          <w:b/>
-          <w:bCs/>
-          <w:sz w:val="22"/>
-          <w:szCs w:val="22"/>
-          <w:lang w:val="fr-FR"/>
-        </w:rPr>
-      </w:pPr>
-      <w:r>
-        <w:rPr>
-          <w:b/>
-          <w:bCs/>
-          <w:sz w:val="22"/>
-          <w:szCs w:val="22"/>
-          <w:lang w:val="fr-FR"/>
-        </w:rPr>
-        <w:t xml:space="preserve">Article 6 </w:t>
-      </w:r>
-    </w:p>
-    <w:p>
-      <w:pPr>
-        <w:jc w:val="both"/>
-        <w:rPr>
-          <w:sz w:val="22"/>
-          <w:szCs w:val="22"/>
-          <w:lang w:val="fr-FR"/>
-        </w:rPr>
-      </w:pPr>
-      <w:r>
-        <w:rPr>
-          <w:sz w:val="22"/>
-          <w:szCs w:val="22"/>
-          <w:lang w:val="fr-FR"/>
-        </w:rPr>
-        <w:t xml:space="preserve">Les deux co-contractants procèdent à des déclarations fiscales et sociales indépendantes et supportent personnellement, chacun(e) en ce qui les concerne, la totalité de leurs charges fiscales et sociales afférentes au dit remplacement. </w:t>
-      </w:r>
-    </w:p>
-    <w:p>
-      <w:pPr>
-        <w:rPr>
-          <w:b/>
-          <w:bCs/>
-          <w:sz w:val="22"/>
-          <w:szCs w:val="22"/>
-          <w:lang w:val="fr-FR"/>
-        </w:rPr>
-      </w:pPr>
-    </w:p>
-    <w:p>
-      <w:pPr>
-        <w:rPr>
-          <w:sz w:val="22"/>
-          <w:szCs w:val="22"/>
-          <w:lang w:val="fr-FR"/>
-        </w:rPr>
-      </w:pPr>
-      <w:r>
-        <w:rPr>
-          <w:b/>
-          <w:bCs/>
-          <w:sz w:val="22"/>
-          <w:szCs w:val="22"/>
-          <w:lang w:val="fr-FR"/>
-        </w:rPr>
-        <w:t>Article 7</w:t>
-      </w:r>
-      <w:r>
-        <w:rPr>
-          <w:sz w:val="22"/>
-          <w:szCs w:val="22"/>
-          <w:lang w:val="fr-FR"/>
-        </w:rPr>
-        <w:t xml:space="preserve"> </w:t>
-      </w:r>
-    </w:p>
-    <w:p>
-      <w:pPr>
-        <w:jc w:val="both"/>
-        <w:rPr>
-          <w:sz w:val="22"/>
-          <w:szCs w:val="22"/>
-          <w:lang w:val="fr-FR"/>
-        </w:rPr>
-      </w:pPr>
-      <w:r>
-        <w:rPr>
-          <w:b/>
-          <w:bCs/>
-          <w:sz w:val="22"/>
-          <w:szCs w:val="22"/>
-          <w:lang w:val="fr-FR"/>
-        </w:rPr>
-        <w:t>Le Docteur {{MEDECIN_REMPLACANT_PRENOM}} {{MEDECIN_REMPLACANT_NOM}}</w:t>
-      </w:r>
-      <w:r>
-        <w:rPr>
-          <w:sz w:val="22"/>
-          <w:szCs w:val="22"/>
-          <w:lang w:val="fr-FR"/>
-        </w:rPr>
-        <w:t xml:space="preserve"> </w:t>
-      </w:r>
-      <w:r>
-        <w:rPr>
-          <w:sz w:val="22"/>
-          <w:szCs w:val="22"/>
-          <w:lang w:val="fr-FR"/>
-        </w:rPr>
-        <w:t xml:space="preserve">perçoit l'ensemble des honoraires correspondant aux actes effectués sur les patients à qui elle/ il a donné ses soins. Elle /Il doit remplir les obligations comptables normales et habituelles qui lui sont imposées réglementairement. En fin de remplacement, </w:t>
-      </w:r>
-      <w:r>
-        <w:rPr>
-          <w:b/>
-          <w:bCs/>
-          <w:sz w:val="22"/>
-          <w:szCs w:val="22"/>
-          <w:lang w:val="fr-FR"/>
-        </w:rPr>
-        <w:t>Le Docteur {{MEDECIN_REMPLACANT_PRENOM}} {{MEDECIN_REMPLACANT_NOM}}</w:t>
-      </w:r>
-      <w:r>
-        <w:rPr>
-          <w:sz w:val="22"/>
-          <w:szCs w:val="22"/>
-          <w:lang w:val="fr-FR"/>
-        </w:rPr>
-        <w:t xml:space="preserve"> </w:t>
-      </w:r>
-      <w:r>
-        <w:rPr>
-          <w:sz w:val="22"/>
-          <w:szCs w:val="22"/>
-          <w:lang w:val="fr-FR"/>
-        </w:rPr>
-        <w:t xml:space="preserve">reverse </w:t>
-      </w:r>
-      <w:r>
-        <w:rPr>
-          <w:b/>
-          <w:bCs/>
-          <w:sz w:val="22"/>
-          <w:szCs w:val="22"/>
-          <w:lang w:val="fr-FR"/>
-        </w:rPr>
-        <w:t>au Docteur {{MEDECIN_REMPLACE_PRENOM}} {{MEDECIN_REMPLACE_NOM}}</w:t>
-      </w:r>
-      <w:r>
-        <w:rPr>
-          <w:b/>
-          <w:bCs/>
-          <w:sz w:val="22"/>
-          <w:szCs w:val="22"/>
-          <w:lang w:val="fr-FR"/>
-        </w:rPr>
-        <w:t>}</w:t>
-      </w:r>
-      <w:r>
-        <w:rPr>
-          <w:sz w:val="22"/>
-          <w:szCs w:val="22"/>
-          <w:lang w:val="fr-FR"/>
-        </w:rPr>
-        <w:t xml:space="preserve"> : </w:t>
-      </w:r>
-      <w:r>
-        <w:rPr>
-          <w:b/>
-          <w:bCs/>
-          <w:i/>
-          <w:iCs/>
-          <w:sz w:val="22"/>
-          <w:szCs w:val="22"/>
-          <w:u w:val="single"/>
-          <w:lang w:val="fr-FR"/>
-        </w:rPr>
-        <w:t>{{TAUX_RETROCESSION}}</w:t>
-      </w:r>
-      <w:r>
-        <w:rPr>
-          <w:b/>
-          <w:bCs/>
-          <w:i/>
-          <w:iCs/>
-          <w:sz w:val="22"/>
-          <w:szCs w:val="22"/>
-          <w:u w:val="single"/>
-          <w:lang w:val="fr-FR"/>
-        </w:rPr>
-        <w:t xml:space="preserve"> </w:t>
-      </w:r>
-      <w:r>
-        <w:rPr>
-          <w:b/>
-          <w:bCs/>
-          <w:i/>
-          <w:iCs/>
-          <w:sz w:val="22"/>
-          <w:szCs w:val="22"/>
-          <w:u w:val="single"/>
-          <w:lang w:val="fr-FR"/>
-        </w:rPr>
-        <w:t>%</w:t>
-      </w:r>
-      <w:r>
-        <w:rPr>
-          <w:b/>
-          <w:bCs/>
-          <w:sz w:val="22"/>
-          <w:szCs w:val="22"/>
-          <w:lang w:val="fr-FR"/>
-        </w:rPr>
-        <w:t xml:space="preserve"> </w:t>
-      </w:r>
-      <w:r>
-        <w:rPr>
-          <w:sz w:val="22"/>
-          <w:szCs w:val="22"/>
-          <w:lang w:val="fr-FR"/>
-        </w:rPr>
-        <w:t xml:space="preserve">du total des honoraires perçus et à percevoir correspondant au remplacement. Conformément aux dispositions de l'article R.4127-66 du code de la santé publique (code de déontologie médicale), </w:t>
-      </w:r>
-      <w:r>
-        <w:rPr>
-          <w:sz w:val="22"/>
-          <w:szCs w:val="22"/>
-          <w:lang w:val="fr-FR"/>
-        </w:rPr>
-        <w:lastRenderedPageBreak/>
-        <w:t xml:space="preserve">le remplacement terminé, </w:t>
-      </w:r>
-      <w:r>
-        <w:rPr>
-          <w:b/>
-          <w:bCs/>
-          <w:sz w:val="22"/>
-          <w:szCs w:val="22"/>
-          <w:lang w:val="fr-FR"/>
-        </w:rPr>
-        <w:t>Le Docteur {{MEDECIN_REMPLACANT_PRENOM}} {{MEDECIN_REMPLACANT_NOM}}</w:t>
-      </w:r>
-      <w:r>
-        <w:rPr>
-          <w:sz w:val="22"/>
-          <w:szCs w:val="22"/>
-          <w:lang w:val="fr-FR"/>
-        </w:rPr>
-        <w:t xml:space="preserve"> </w:t>
-      </w:r>
-      <w:r>
-        <w:rPr>
-          <w:sz w:val="22"/>
-          <w:szCs w:val="22"/>
-          <w:lang w:val="fr-FR"/>
-        </w:rPr>
-        <w:t xml:space="preserve">doit cesser toute activité s'y rapportant et transmettre les informations nécessaires à la continuité des soins. Il serait souhaitable que </w:t>
+          <w:b w:val="1"/>
+          <w:bCs/>
+          <w:sz w:val="22"/>
+          <w:szCs w:val="22"/>
+          <w:lang w:val="fr-FR"/>
+          <w:u w:val="none"/>
+        </w:rPr>
+        <w:t xml:space="preserve">{{MEDECIN_REMPLACANT_PRENOM}} {{MEDECIN_REMPLACANT_NOM}}</w:t>
+      </w:r>
+      <w:r>
+        <w:rPr>
+          <w:b w:val="0"/>
+          <w:bCs/>
+          <w:sz w:val="22"/>
+          <w:szCs w:val="22"/>
+          <w:lang w:val="fr-FR"/>
+          <w:u w:val="none"/>
+        </w:rPr>
+        <w:t xml:space="preserve"> perçoit l'ensemble des honoraires correspondant aux actes effectués sur les patients à qui elle/ il a donné ses soins. Elle /Il doit remplir les obligations comptables normales et habituelles qui lui sont imposées réglementairement. </w:t>
+      </w:r>
+      <w:r>
+        <w:rPr>
+          <w:b w:val="1"/>
+          <w:bCs/>
+          <w:sz w:val="22"/>
+          <w:szCs w:val="22"/>
+          <w:lang w:val="fr-FR"/>
+          <w:u w:val="none"/>
+        </w:rPr>
+        <w:t xml:space="preserve">La part des honoraires revenant au remplaçant est de {{TAUX_RETROCESSION}} %.</w:t>
+      </w:r>
+      <w:r>
+        <w:rPr>
+          <w:b w:val="0"/>
+          <w:bCs/>
+          <w:sz w:val="22"/>
+          <w:szCs w:val="22"/>
+          <w:lang w:val="fr-FR"/>
+          <w:u w:val="none"/>
+        </w:rPr>
+        <w:t xml:space="preserve"> Conformément aux dispositions de l'article R.4127-66 du code de la santé publique (code de déontologie médicale), le remplacement terminé, Le Docteur </w:t>
+      </w:r>
+      <w:r>
+        <w:rPr>
+          <w:b w:val="1"/>
+          <w:bCs/>
+          <w:sz w:val="22"/>
+          <w:szCs w:val="22"/>
+          <w:lang w:val="fr-FR"/>
+          <w:u w:val="none"/>
+        </w:rPr>
+        <w:t xml:space="preserve">{{MEDECIN_REMPLACANT_PRENOM}} {{MEDECIN_REMPLACANT_NOM}}</w:t>
+      </w:r>
+      <w:r>
+        <w:rPr>
+          <w:b w:val="0"/>
+          <w:bCs/>
+          <w:sz w:val="22"/>
+          <w:szCs w:val="22"/>
+          <w:lang w:val="fr-FR"/>
+          <w:u w:val="none"/>
+        </w:rPr>
+        <w:t xml:space="preserve"> doit cesser toute activité s'y rapportant et transmettre les informations nécessaires à la continuité des soins.</w:t>
       </w:r>
     </w:p>
     <w:p>
@@ -1938,15 +1465,15 @@
           <w:szCs w:val="22"/>
           <w:lang w:val="fr-FR"/>
         </w:rPr>
-        <w:t>La</w:t>
-      </w:r>
-      <w:r>
-        <w:rPr>
-          <w:sz w:val="22"/>
-          <w:szCs w:val="22"/>
-          <w:lang w:val="fr-FR"/>
-        </w:rPr>
-        <w:t xml:space="preserve"> copie de cette assurance soit jointe au présent contrat. </w:t>
+        <w:t xml:space="preserve">Il serait souhaitable que la copie de l’assurance de responsabilité professionnelle soit jointe au présent contrat.</w:t>
+      </w:r>
+      <w:r>
+        <w:rPr>
+          <w:sz w:val="22"/>
+          <w:szCs w:val="22"/>
+          <w:lang w:val="fr-FR"/>
+        </w:rPr>
+        <w:t xml:space="preserve"/>
       </w:r>
     </w:p>
     <w:p>
@@ -1992,6 +1519,7 @@
           <w:szCs w:val="22"/>
           <w:lang w:val="fr-FR"/>
         </w:rPr>
+        <w:lastRenderedPageBreak/>
         <w:t xml:space="preserve">Le taux de rétrocession d’honoraires doit être en rapport avec les charges du cabinet </w:t>
       </w:r>
     </w:p>
@@ -2040,6 +1568,7 @@
     </w:p>
     <w:p>
       <w:pPr>
+        <w:jc w:val="both"/>
         <w:rPr>
           <w:sz w:val="22"/>
           <w:szCs w:val="22"/>
@@ -2057,614 +1586,734 @@
     </w:p>
     <w:p>
       <w:pPr>
-        <w:rPr>
-          <w:b/>
-          <w:bCs/>
+        <w:jc w:val="both"/>
+        <w:rPr>
+          <w:sz w:val="22"/>
+          <w:szCs w:val="22"/>
+          <w:lang w:val="fr-FR"/>
+        </w:rPr>
+      </w:pPr>
+      <w:r>
+        <w:rPr>
+          <w:sz w:val="22"/>
+          <w:szCs w:val="22"/>
+          <w:lang w:val="fr-FR"/>
+        </w:rPr>
+        <w:t xml:space="preserve">Conformément à la possibilité offerte par les dispositions ci-dessus, Docteur {{MEDECIN_REMPLACE_PRENOM}} {{MEDECIN_REMPLACE_NOM}} renonce dès à présent à se prévaloir de l’interdiction d’installation prévue à l’article R4127-86 du code de la santé publique (code de déontologie médicale) et s’engage à donner au Docteur {{MEDECIN_REMPLACANT_PRENOM}} {{MEDECIN_REMPLACANT_NOM}} l’accord éventuellement nécessaire de sa part à son installation et à notifier cet accord au conseil départemental. </w:t>
+      </w:r>
+      <w:r>
+        <w:rPr>
+          <w:b/>
+          <w:bCs/>
+          <w:sz w:val="22"/>
+          <w:szCs w:val="22"/>
+          <w:lang w:val="fr-FR"/>
+        </w:rPr>
+        <w:t/>
+      </w:r>
+      <w:r>
+        <w:rPr>
+          <w:b/>
+          <w:bCs/>
+          <w:sz w:val="22"/>
+          <w:szCs w:val="22"/>
+          <w:lang w:val="fr-FR"/>
+        </w:rPr>
+        <w:t/>
+      </w:r>
+      <w:r>
+        <w:rPr>
+          <w:sz w:val="22"/>
+          <w:szCs w:val="22"/>
+          <w:lang w:val="fr-FR"/>
+        </w:rPr>
+        <w:t xml:space="preserve"/>
+      </w:r>
+      <w:r>
+        <w:rPr>
+          <w:sz w:val="22"/>
+          <w:szCs w:val="22"/>
+          <w:lang w:val="fr-FR"/>
+        </w:rPr>
+        <w:t xml:space="preserve"/>
+      </w:r>
+      <w:r>
+        <w:rPr>
+          <w:sz w:val="22"/>
+          <w:szCs w:val="22"/>
+          <w:lang w:val="fr-FR"/>
+        </w:rPr>
+        <w:t xml:space="preserve"/>
+      </w:r>
+      <w:r>
+        <w:rPr>
+          <w:b/>
+          <w:bCs/>
+          <w:sz w:val="22"/>
+          <w:szCs w:val="22"/>
+          <w:lang w:val="fr-FR"/>
+        </w:rPr>
+        <w:t/>
+      </w:r>
+      <w:r>
+        <w:rPr>
+          <w:sz w:val="22"/>
+          <w:szCs w:val="22"/>
+          <w:lang w:val="fr-FR"/>
+        </w:rPr>
+        <w:t xml:space="preserve"/>
+      </w:r>
+      <w:r>
+        <w:rPr>
+          <w:sz w:val="22"/>
+          <w:szCs w:val="22"/>
+          <w:lang w:val="fr-FR"/>
+        </w:rPr>
+        <w:t xml:space="preserve"/>
+      </w:r>
+    </w:p>
+    <w:p>
+      <w:pPr>
+        <w:rPr>
+          <w:b/>
+          <w:bCs/>
+          <w:sz w:val="22"/>
+          <w:szCs w:val="22"/>
+          <w:lang w:val="fr-FR"/>
+        </w:rPr>
+      </w:pPr>
+    </w:p>
+    <w:p>
+      <w:pPr>
+        <w:rPr>
+          <w:b/>
+          <w:bCs/>
+          <w:sz w:val="22"/>
+          <w:szCs w:val="22"/>
+          <w:lang w:val="fr-FR"/>
+        </w:rPr>
+      </w:pPr>
+    </w:p>
+    <w:p>
+      <w:pPr>
+        <w:rPr>
+          <w:b/>
+          <w:bCs/>
+          <w:sz w:val="22"/>
+          <w:szCs w:val="22"/>
+          <w:lang w:val="fr-FR"/>
+        </w:rPr>
+      </w:pPr>
+      <w:r>
+        <w:rPr>
+          <w:b/>
+          <w:bCs/>
+          <w:sz w:val="22"/>
+          <w:szCs w:val="22"/>
+          <w:lang w:val="fr-FR"/>
+        </w:rPr>
+        <w:t xml:space="preserve">Article 9 </w:t>
+      </w:r>
+    </w:p>
+    <w:p>
+      <w:pPr>
+        <w:jc w:val="both"/>
+        <w:rPr>
+          <w:sz w:val="22"/>
+          <w:szCs w:val="22"/>
+          <w:lang w:val="fr-FR"/>
+        </w:rPr>
+      </w:pPr>
+      <w:r>
+        <w:rPr>
+          <w:sz w:val="22"/>
+          <w:szCs w:val="22"/>
+          <w:u w:val="single"/>
+          <w:lang w:val="fr-FR"/>
+          <w:b w:val="0"/>
+        </w:rPr>
+        <w:t xml:space="preserve">Conciliation :</w:t>
+      </w:r>
+      <w:r>
+        <w:rPr>
+          <w:sz w:val="22"/>
+          <w:szCs w:val="22"/>
+          <w:u w:val="none"/>
+          <w:lang w:val="fr-FR"/>
+          <w:b w:val="0"/>
+        </w:rPr>
+        <w:t xml:space="preserve"> Tous les litiges ou différends relatifs notamment à la validité, l’interprétation, l’exécution ou la résolution du présent contrat, sont soumis avant tout recours à une conciliation confiée au conseil départemental de l’Ordre des médecins, en application de l’article R.4127-56 du code de la santé publique (code de déontologie médicale). </w:t>
+      </w:r>
+    </w:p>
+    <w:p>
+      <w:pPr>
+        <w:rPr>
+          <w:b/>
+          <w:bCs/>
+          <w:sz w:val="22"/>
+          <w:szCs w:val="22"/>
+          <w:lang w:val="fr-FR"/>
+        </w:rPr>
+      </w:pPr>
+    </w:p>
+    <w:p>
+      <w:pPr>
+        <w:rPr>
+          <w:b/>
+          <w:bCs/>
+          <w:sz w:val="22"/>
+          <w:szCs w:val="22"/>
+          <w:lang w:val="fr-FR"/>
+        </w:rPr>
+      </w:pPr>
+      <w:r>
+        <w:rPr>
+          <w:b/>
+          <w:bCs/>
+          <w:sz w:val="22"/>
+          <w:szCs w:val="22"/>
+          <w:lang w:val="fr-FR"/>
+        </w:rPr>
+        <w:t xml:space="preserve">Article 10 </w:t>
+      </w:r>
+    </w:p>
+    <w:p>
+      <w:pPr>
+        <w:jc w:val="both"/>
+        <w:rPr>
+          <w:sz w:val="22"/>
+          <w:szCs w:val="22"/>
+          <w:lang w:val="fr-FR"/>
+        </w:rPr>
+      </w:pPr>
+      <w:r>
+        <w:rPr>
+          <w:sz w:val="22"/>
+          <w:szCs w:val="22"/>
+          <w:lang w:val="fr-FR"/>
+        </w:rPr>
+        <w:t xml:space="preserve">En cas d’échec de la conciliation, les litiges ou différends relatifs à la validité, l’interprétation, l’exécution ou la résolution du présent contrat, seront soumis à l’arbitrage conformément au règlement d’arbitrage de la Chambre nationale d’arbitrage des médecins. La clause d’arbitrage (clause compromissoire) est facultative et les parties peuvent décider de ne pas y recourir ou encore y recourir dans des conditions différentes de celles proposées ci-dessus.  À compléter par les parties : décider du recours à cette clause facultative, puis conserver uniquement les modalités retenues. Aucune option n’est sélectionnée par l’outil.</w:t>
+      </w:r>
+      <w:r>
+        <w:rPr>
+          <w:sz w:val="22"/>
+          <w:szCs w:val="22"/>
+          <w:lang w:val="fr-FR"/>
+        </w:rPr>
+        <w:t/>
+      </w:r>
+      <w:r>
+        <w:rPr>
+          <w:sz w:val="22"/>
+          <w:szCs w:val="22"/>
+          <w:lang w:val="fr-FR"/>
+        </w:rPr>
+        <w:t xml:space="preserve"/>
+      </w:r>
+    </w:p>
+    <w:p>
+      <w:pPr>
+        <w:jc w:val="both"/>
+        <w:rPr>
+          <w:sz w:val="22"/>
+          <w:szCs w:val="22"/>
+          <w:lang w:val="fr-FR"/>
+        </w:rPr>
+      </w:pPr>
+      <w:r>
+        <w:rPr>
+          <w:sz w:val="22"/>
+          <w:szCs w:val="22"/>
+          <w:lang w:val="fr-FR"/>
+        </w:rPr>
+        <w:t xml:space="preserve">Dès à présent, les parties conviennent de soumettre leur litige à trois arbitres désignés selon les modalités définies à l’article 4 du règlement d’arbitrage de la Chambre nationale d’arbitrage des médecins. Le tribunal arbitral statuera avec les pouvoirs d’amiable compositeur. 7 Les parties renoncent à la possibilité de faire appel. Le siège de la Chambre nationale d’arbitrage des médecins est fixé à PARIS 17, 4 rue Léon Jost. </w:t>
+      </w:r>
+    </w:p>
+    <w:p>
+      <w:pPr>
+        <w:rPr>
+          <w:b/>
+          <w:bCs/>
+          <w:sz w:val="22"/>
+          <w:szCs w:val="22"/>
+          <w:lang w:val="fr-FR"/>
+        </w:rPr>
+      </w:pPr>
+    </w:p>
+    <w:p>
+      <w:pPr>
+        <w:rPr>
+          <w:b/>
+          <w:bCs/>
+          <w:sz w:val="22"/>
+          <w:szCs w:val="22"/>
+          <w:lang w:val="fr-FR"/>
+        </w:rPr>
+      </w:pPr>
+      <w:r>
+        <w:rPr>
+          <w:b/>
+          <w:bCs/>
+          <w:sz w:val="22"/>
+          <w:szCs w:val="22"/>
+          <w:lang w:val="fr-FR"/>
+        </w:rPr>
+        <w:t xml:space="preserve">Article 11 </w:t>
+      </w:r>
+    </w:p>
+    <w:p>
+      <w:pPr>
+        <w:jc w:val="both"/>
+        <w:rPr>
+          <w:sz w:val="22"/>
+          <w:szCs w:val="22"/>
+          <w:lang w:val="fr-FR"/>
+        </w:rPr>
+      </w:pPr>
+      <w:r>
+        <w:rPr>
+          <w:sz w:val="22"/>
+          <w:szCs w:val="22"/>
+          <w:lang w:val="fr-FR"/>
+        </w:rPr>
+        <w:t xml:space="preserve">Les parties affirment sur l'honneur n'avoir passé aucune contre-lettre ou avenant relatif au présent contrat qui ne soit soumis au conseil départemental. </w:t>
+      </w:r>
+    </w:p>
+    <w:p>
+      <w:pPr>
+        <w:rPr>
+          <w:b/>
+          <w:bCs/>
+          <w:sz w:val="22"/>
+          <w:szCs w:val="22"/>
+          <w:lang w:val="fr-FR"/>
+        </w:rPr>
+      </w:pPr>
+    </w:p>
+    <w:p>
+      <w:pPr>
+        <w:rPr>
+          <w:b/>
+          <w:bCs/>
+          <w:sz w:val="22"/>
+          <w:szCs w:val="22"/>
+          <w:lang w:val="fr-FR"/>
+        </w:rPr>
+      </w:pPr>
+      <w:r>
+        <w:rPr>
+          <w:b/>
+          <w:bCs/>
+          <w:sz w:val="22"/>
+          <w:szCs w:val="22"/>
+          <w:lang w:val="fr-FR"/>
+        </w:rPr>
+        <w:t xml:space="preserve">Article 12 </w:t>
+      </w:r>
+    </w:p>
+    <w:p>
+      <w:pPr>
+        <w:jc w:val="both"/>
+        <w:rPr>
+          <w:sz w:val="22"/>
+          <w:szCs w:val="22"/>
+          <w:lang w:val="fr-FR"/>
+        </w:rPr>
+      </w:pPr>
+      <w:r>
+        <w:rPr>
+          <w:sz w:val="22"/>
+          <w:szCs w:val="22"/>
+          <w:lang w:val="fr-FR"/>
+        </w:rPr>
+        <w:t>Conformément aux dispositions des articles R.4127-65 (code de déontologie), ce contrat sera communiqué, avant le début du remplacement, par</w:t>
+      </w:r>
+      <w:r>
+        <w:rPr>
+          <w:sz w:val="22"/>
+          <w:szCs w:val="22"/>
+          <w:lang w:val="fr-FR"/>
+        </w:rPr>
+        <w:t xml:space="preserve"> </w:t>
+      </w:r>
+      <w:r>
+        <w:rPr>
+          <w:b/>
+          <w:bCs/>
+          <w:sz w:val="22"/>
+          <w:szCs w:val="22"/>
+          <w:lang w:val="fr-FR"/>
+        </w:rPr>
+        <w:t>le</w:t>
+      </w:r>
+      <w:r>
+        <w:rPr>
+          <w:b/>
+          <w:bCs/>
+          <w:sz w:val="22"/>
+          <w:szCs w:val="22"/>
+          <w:lang w:val="fr-FR"/>
+        </w:rPr>
+        <w:t xml:space="preserve"> </w:t>
+      </w:r>
+      <w:r>
+        <w:rPr>
+          <w:b/>
+          <w:bCs/>
+          <w:sz w:val="22"/>
+          <w:szCs w:val="22"/>
+          <w:lang w:val="fr-FR"/>
+        </w:rPr>
+        <w:t xml:space="preserve">Docteur {{MEDECIN_REMPLACANT_PRENOM}} {{MEDECIN_REMPLACANT_NOM}} </w:t>
+      </w:r>
+      <w:r>
+        <w:rPr>
+          <w:sz w:val="22"/>
+          <w:szCs w:val="22"/>
+          <w:lang w:val="fr-FR"/>
+        </w:rPr>
+        <w:t xml:space="preserve">au Conseil départemental au tableau duquel il est inscrit et par </w:t>
+      </w:r>
+      <w:r>
+        <w:rPr>
+          <w:b/>
+          <w:bCs/>
+          <w:sz w:val="22"/>
+          <w:szCs w:val="22"/>
+          <w:lang w:val="fr-FR"/>
+        </w:rPr>
+        <w:t>le Docteur {{MEDECIN_REMPLACE_PRENOM}} {{MEDECIN_REMPLACE_NOM}}</w:t>
+      </w:r>
+      <w:r>
+        <w:rPr>
+          <w:sz w:val="22"/>
+          <w:szCs w:val="22"/>
+          <w:lang w:val="fr-FR"/>
+        </w:rPr>
+        <w:t xml:space="preserve"> </w:t>
+      </w:r>
+      <w:r>
+        <w:rPr>
+          <w:sz w:val="22"/>
+          <w:szCs w:val="22"/>
+          <w:lang w:val="fr-FR"/>
+        </w:rPr>
+        <w:t xml:space="preserve">au conseil départemental auprès duquel elle / il est enregistré(e). </w:t>
+      </w:r>
+    </w:p>
+    <w:p>
+      <w:pPr>
+        <w:jc w:val="both"/>
+        <w:rPr>
+          <w:sz w:val="22"/>
+          <w:szCs w:val="22"/>
+          <w:lang w:val="fr-FR"/>
+        </w:rPr>
+      </w:pPr>
+      <w:r>
+        <w:rPr>
+          <w:sz w:val="22"/>
+          <w:szCs w:val="22"/>
+          <w:lang w:val="fr-FR"/>
+        </w:rPr>
+        <w:t xml:space="preserve">Son renouvellement sera soumis à ces mêmes dispositions. Fait en trois exemplaires (dont un pour le conseil départemental). Les parties peuvent renoncer à cette modalité de l’arbitrage et, dans ce cas, il suffit de supprimer la mention de l’amiable composition.</w:t>
+      </w:r>
+      <w:r>
+        <w:rPr>
+          <w:b/>
+          <w:bCs/>
+          <w:sz w:val="22"/>
+          <w:szCs w:val="22"/>
+          <w:lang w:val="fr-FR"/>
+        </w:rPr>
+        <w:t/>
+      </w:r>
+      <w:r>
+        <w:rPr>
+          <w:sz w:val="22"/>
+          <w:szCs w:val="22"/>
+          <w:lang w:val="fr-FR"/>
+        </w:rPr>
+        <w:t xml:space="preserve"/>
+      </w:r>
+      <w:r>
+        <w:rPr>
+          <w:b/>
+          <w:bCs/>
+          <w:sz w:val="22"/>
+          <w:szCs w:val="22"/>
+          <w:lang w:val="fr-FR"/>
+        </w:rPr>
+        <w:t/>
+      </w:r>
+      <w:r>
+        <w:rPr>
+          <w:sz w:val="22"/>
+          <w:szCs w:val="22"/>
+          <w:lang w:val="fr-FR"/>
+        </w:rPr>
+        <w:t xml:space="preserve"/>
+      </w:r>
+      <w:r>
+        <w:rPr>
+          <w:sz w:val="22"/>
+          <w:szCs w:val="22"/>
+          <w:lang w:val="fr-FR"/>
+        </w:rPr>
+        <w:t/>
+      </w:r>
+    </w:p>
+    <w:p>
+      <w:pPr>
+        <w:rPr>
+          <w:lang w:val="fr-FR"/>
+        </w:rPr>
+      </w:pPr>
+    </w:p>
+    <w:p>
+      <w:pPr>
+        <w:rPr>
+          <w:lang w:val="fr-FR"/>
+        </w:rPr>
+      </w:pPr>
+      <w:r>
+        <w:rPr>
+          <w:lang w:val="fr-FR"/>
+        </w:rPr>
+        <w:t xml:space="preserve">Fait à : </w:t>
+      </w:r>
+      <w:r>
+        <w:rPr>
+          <w:sz w:val="22"/>
+          <w:szCs w:val="22"/>
+          <w:lang w:val="fr-FR"/>
+        </w:rPr>
+        <w:t>{{MEDECIN_REMPLACE_CABINET_VILLE}}</w:t>
+      </w:r>
+      <w:r>
+        <w:rPr>
+          <w:lang w:val="fr-FR"/>
+        </w:rPr>
+        <w:t xml:space="preserve">    </w:t>
+      </w:r>
+    </w:p>
+    <w:p>
+      <w:pPr>
+        <w:rPr>
+          <w:lang w:val="fr-FR"/>
+        </w:rPr>
+      </w:pPr>
+      <w:r>
+        <w:rPr>
+          <w:lang w:val="fr-FR"/>
+        </w:rPr>
+        <w:t xml:space="preserve">Le : </w:t>
+      </w:r>
+      <w:r>
+        <w:rPr>
+          <w:sz w:val="22"/>
+          <w:szCs w:val="22"/>
+          <w:lang w:val="fr-FR"/>
+        </w:rPr>
+        <w:t>{{</w:t>
+      </w:r>
+      <w:r>
+        <w:rPr>
+          <w:sz w:val="22"/>
+          <w:szCs w:val="22"/>
+          <w:lang w:val="fr-FR"/>
+        </w:rPr>
+        <w:t>DATE</w:t>
+      </w:r>
+      <w:r>
+        <w:rPr>
+          <w:sz w:val="22"/>
+          <w:szCs w:val="22"/>
+          <w:lang w:val="fr-FR"/>
+        </w:rPr>
+        <w:t>_</w:t>
+      </w:r>
+      <w:r>
+        <w:rPr>
+          <w:sz w:val="22"/>
+          <w:szCs w:val="22"/>
+          <w:lang w:val="fr-FR"/>
+        </w:rPr>
+        <w:t>JOUR</w:t>
+      </w:r>
+      <w:r>
+        <w:rPr>
+          <w:sz w:val="22"/>
+          <w:szCs w:val="22"/>
+          <w:lang w:val="fr-FR"/>
+        </w:rPr>
+        <w:t>}}</w:t>
+      </w:r>
+      <w:r>
+        <w:rPr>
+          <w:lang w:val="fr-FR"/>
+        </w:rPr>
+        <w:t xml:space="preserve">    </w:t>
+      </w:r>
+    </w:p>
+    <w:p>
+      <w:pPr>
+        <w:rPr>
+          <w:lang w:val="fr-FR"/>
+        </w:rPr>
+      </w:pPr>
+    </w:p>
+    <w:tbl>
+      <w:tblPr>
+        <w:tblStyle w:val="TableGrid"/>
+        <w:tblW w:w="0" w:type="auto"/>
+        <w:tblLook w:val="04A0" w:firstRow="1" w:lastRow="0" w:firstColumn="1" w:lastColumn="0" w:noHBand="0" w:noVBand="1"/>
+      </w:tblPr>
+      <w:tblGrid>
+        <w:gridCol w:w="4675"/>
+        <w:gridCol w:w="4675"/>
+      </w:tblGrid>
+      <w:tr>
+        <w:tc>
+          <w:tcPr>
+            <w:tcW w:w="4675" w:type="dxa"/>
+          </w:tcPr>
+          <w:p>
+            <w:pPr>
+              <w:jc w:val="center"/>
+              <w:rPr>
+                <w:lang w:val="fr-FR"/>
+              </w:rPr>
+            </w:pPr>
+            <w:r>
+              <w:rPr>
+                <w:lang w:val="fr-FR"/>
+              </w:rPr>
+              <w:t>Signature du médecin remplacé :</w:t>
+            </w:r>
+          </w:p>
+          <w:p>
+            <w:pPr>
+              <w:jc w:val="center"/>
+              <w:rPr>
+                <w:lang w:val="fr-FR"/>
+              </w:rPr>
+            </w:pPr>
+          </w:p>
+          <w:p>
+            <w:pPr>
+              <w:jc w:val="center"/>
+              <w:rPr>
+                <w:b/>
+                <w:bCs/>
+                <w:lang w:val="fr-FR"/>
+              </w:rPr>
+            </w:pPr>
+            <w:r>
+              <w:rPr>
+                <w:b/>
+                <w:bCs/>
+                <w:lang w:val="fr-FR"/>
+              </w:rPr>
+              <w:t>Marc Lambert &amp; associés</w:t>
+            </w:r>
+          </w:p>
+          <w:p>
+            <w:pPr>
+              <w:jc w:val="center"/>
+              <w:rPr>
+                <w:lang w:val="fr-FR"/>
+              </w:rPr>
+            </w:pPr>
+          </w:p>
+        </w:tc>
+        <w:tc>
+          <w:tcPr>
+            <w:tcW w:w="4675" w:type="dxa"/>
+          </w:tcPr>
+          <w:p>
+            <w:pPr>
+              <w:jc w:val="center"/>
+              <w:rPr>
+                <w:lang w:val="fr-FR"/>
+              </w:rPr>
+            </w:pPr>
+            <w:r>
+              <w:rPr>
+                <w:lang w:val="fr-FR"/>
+              </w:rPr>
+              <w:t>Signature du remplaçant :</w:t>
+            </w:r>
+          </w:p>
+          <w:p>
+            <w:pPr>
+              <w:jc w:val="center"/>
+              <w:rPr>
+                <w:lang w:val="fr-FR"/>
+              </w:rPr>
+            </w:pPr>
+          </w:p>
+          <w:p>
+            <w:pPr>
+              <w:jc w:val="center"/>
+              <w:rPr>
+                <w:b/>
+                <w:bCs/>
+                <w:lang w:val="fr-FR"/>
+              </w:rPr>
+            </w:pPr>
+            <w:r>
+              <w:rPr>
+                <w:b/>
+                <w:bCs/>
+                <w:lang w:val="fr-FR"/>
+              </w:rPr>
+              <w:t>Claire Rivière</w:t>
+            </w:r>
+          </w:p>
+          <w:p>
+            <w:pPr>
+              <w:jc w:val="center"/>
+              <w:rPr>
+                <w:b/>
+                <w:bCs/>
+                <w:lang w:val="fr-FR"/>
+              </w:rPr>
+            </w:pPr>
+          </w:p>
+          <w:p>
+            <w:pPr>
+              <w:jc w:val="center"/>
+              <w:rPr>
+                <w:b/>
+                <w:bCs/>
+                <w:lang w:val="fr-FR"/>
+              </w:rPr>
+            </w:pPr>
+          </w:p>
+          <w:p>
+            <w:pPr>
+              <w:jc w:val="center"/>
+              <w:rPr>
+                <w:lang w:val="fr-FR"/>
+              </w:rPr>
+            </w:pPr>
+          </w:p>
+        </w:tc>
+      </w:tr>
+    </w:tbl>
+    <w:p/>
+    <w:p/>
+    <w:p/>
+    <w:p>
+      <w:r>
+        <w:rPr>
           <w:i/>
-          <w:iCs/>
-          <w:sz w:val="22"/>
-          <w:szCs w:val="22"/>
-          <w:lang w:val="fr-FR"/>
-        </w:rPr>
-      </w:pPr>
-      <w:r>
-        <w:rPr>
-          <w:b/>
-          <w:bCs/>
-          <w:i/>
-          <w:iCs/>
-          <w:sz w:val="22"/>
-          <w:szCs w:val="22"/>
-          <w:lang w:val="fr-FR"/>
-        </w:rPr>
-        <w:t xml:space="preserve">(Ne pas oublier de supprimer l’option non retenue) </w:t>
-      </w:r>
-    </w:p>
-    <w:p>
-      <w:pPr>
-        <w:jc w:val="both"/>
-        <w:rPr>
-          <w:sz w:val="22"/>
-          <w:szCs w:val="22"/>
-          <w:lang w:val="fr-FR"/>
-        </w:rPr>
-      </w:pPr>
-      <w:r>
-        <w:rPr>
-          <w:b/>
-          <w:bCs/>
-          <w:sz w:val="22"/>
-          <w:szCs w:val="22"/>
-          <w:lang w:val="fr-FR"/>
-        </w:rPr>
-        <w:t>Option 1</w:t>
-      </w:r>
-      <w:r>
-        <w:rPr>
-          <w:sz w:val="22"/>
-          <w:szCs w:val="22"/>
-          <w:lang w:val="fr-FR"/>
-        </w:rPr>
-        <w:t xml:space="preserve"> En application des dispositions ci-dessus si, au terme du remplacement prévu au présent contrat, la/le remplaçant(e) a remplacé </w:t>
-      </w:r>
-      <w:r>
-        <w:rPr>
-          <w:sz w:val="22"/>
-          <w:szCs w:val="22"/>
-          <w:lang w:val="fr-FR"/>
-        </w:rPr>
-        <w:t xml:space="preserve">Docteur </w:t>
-      </w:r>
-      <w:r>
-        <w:rPr>
-          <w:sz w:val="22"/>
-          <w:szCs w:val="22"/>
-          <w:lang w:val="fr-FR"/>
-        </w:rPr>
-        <w:t>{{MEDECIN_REMPLACE_PRENOM}} {{MEDECIN_REMPLACE_NOM}}</w:t>
-      </w:r>
-      <w:r>
-        <w:rPr>
-          <w:sz w:val="22"/>
-          <w:szCs w:val="22"/>
-          <w:lang w:val="fr-FR"/>
-        </w:rPr>
-        <w:t xml:space="preserve"> </w:t>
-      </w:r>
-      <w:r>
-        <w:rPr>
-          <w:sz w:val="22"/>
-          <w:szCs w:val="22"/>
-          <w:lang w:val="fr-FR"/>
-        </w:rPr>
-        <w:t xml:space="preserve">pendant une période de trois mois consécutifs ou non, elle / il ne pourra, pendant une durée de deux ans, s'installer dans un poste où elle / il puisse entrer en concurrence directe avec le médecin remplacé(e) ou éventuellement ses associé(e)s c’est-à-dire dans un rayon de …/ou dans la/les commune(s) de …. /ou dans l’/les arrondissements (préciser ici commune(s), arrondissement(s), ...). </w:t>
-      </w:r>
-    </w:p>
-    <w:p>
-      <w:pPr>
-        <w:jc w:val="both"/>
-        <w:rPr>
-          <w:sz w:val="22"/>
-          <w:szCs w:val="22"/>
-          <w:lang w:val="fr-FR"/>
-        </w:rPr>
-      </w:pPr>
-      <w:r>
-        <w:rPr>
-          <w:b/>
-          <w:bCs/>
-          <w:sz w:val="22"/>
-          <w:szCs w:val="22"/>
-          <w:lang w:val="fr-FR"/>
-        </w:rPr>
-        <w:t>Option 2</w:t>
-      </w:r>
-      <w:r>
-        <w:rPr>
-          <w:sz w:val="22"/>
-          <w:szCs w:val="22"/>
-          <w:lang w:val="fr-FR"/>
-        </w:rPr>
-        <w:t xml:space="preserve"> Conformément à la possibilité offerte par les dispositions ci-dessus, </w:t>
-      </w:r>
-      <w:r>
-        <w:rPr>
-          <w:sz w:val="22"/>
-          <w:szCs w:val="22"/>
-          <w:lang w:val="fr-FR"/>
-        </w:rPr>
-        <w:t xml:space="preserve">Docteur </w:t>
-      </w:r>
-      <w:r>
-        <w:rPr>
-          <w:sz w:val="22"/>
-          <w:szCs w:val="22"/>
-          <w:lang w:val="fr-FR"/>
-        </w:rPr>
-        <w:t>{{MEDECIN_REMPLACE_PRENOM}} {{MEDECIN_REMPLACE_NOM}}</w:t>
-      </w:r>
-      <w:r>
-        <w:rPr>
-          <w:sz w:val="22"/>
-          <w:szCs w:val="22"/>
-          <w:lang w:val="fr-FR"/>
-        </w:rPr>
-        <w:t>}}</w:t>
-      </w:r>
-      <w:r>
-        <w:rPr>
-          <w:sz w:val="22"/>
-          <w:szCs w:val="22"/>
-          <w:lang w:val="fr-FR"/>
-        </w:rPr>
-        <w:t xml:space="preserve"> </w:t>
-      </w:r>
-      <w:r>
-        <w:rPr>
-          <w:sz w:val="22"/>
-          <w:szCs w:val="22"/>
-          <w:lang w:val="fr-FR"/>
-        </w:rPr>
-        <w:t xml:space="preserve">renonce dès à présent à se prévaloir de l’interdiction d’installation prévue à l’article R4127-86 du code de la santé publique (code de déontologie médicale) et s’engage à donner </w:t>
-      </w:r>
-      <w:r>
-        <w:rPr>
-          <w:sz w:val="22"/>
-          <w:szCs w:val="22"/>
-          <w:lang w:val="fr-FR"/>
-        </w:rPr>
-        <w:t xml:space="preserve">au Docteur </w:t>
-      </w:r>
-      <w:r>
-        <w:rPr>
-          <w:sz w:val="22"/>
-          <w:szCs w:val="22"/>
-          <w:lang w:val="fr-FR"/>
-        </w:rPr>
-        <w:t>{{MEDECIN_REMPLACANT_PRENOM}} {{MEDECIN_REMPLACANT_NOM}}</w:t>
-      </w:r>
-      <w:r>
-        <w:rPr>
-          <w:sz w:val="22"/>
-          <w:szCs w:val="22"/>
-          <w:lang w:val="fr-FR"/>
-        </w:rPr>
-        <w:t xml:space="preserve"> </w:t>
-      </w:r>
-      <w:r>
-        <w:rPr>
-          <w:sz w:val="22"/>
-          <w:szCs w:val="22"/>
-          <w:lang w:val="fr-FR"/>
-        </w:rPr>
-        <w:t xml:space="preserve">l’accord éventuellement nécessaire de sa part à son installation et à notifier cet accord au conseil départemental. </w:t>
-      </w:r>
-    </w:p>
-    <w:p>
-      <w:pPr>
-        <w:rPr>
-          <w:b/>
-          <w:bCs/>
-          <w:sz w:val="22"/>
-          <w:szCs w:val="22"/>
-          <w:lang w:val="fr-FR"/>
-        </w:rPr>
-      </w:pPr>
-    </w:p>
-    <w:p>
-      <w:pPr>
-        <w:rPr>
-          <w:b/>
-          <w:bCs/>
-          <w:sz w:val="22"/>
-          <w:szCs w:val="22"/>
-          <w:lang w:val="fr-FR"/>
-        </w:rPr>
-      </w:pPr>
-    </w:p>
-    <w:p>
-      <w:pPr>
-        <w:rPr>
-          <w:b/>
-          <w:bCs/>
-          <w:sz w:val="22"/>
-          <w:szCs w:val="22"/>
-          <w:lang w:val="fr-FR"/>
-        </w:rPr>
-      </w:pPr>
-      <w:r>
-        <w:rPr>
-          <w:b/>
-          <w:bCs/>
-          <w:sz w:val="22"/>
-          <w:szCs w:val="22"/>
-          <w:lang w:val="fr-FR"/>
-        </w:rPr>
-        <w:t xml:space="preserve">Article 9 </w:t>
-      </w:r>
-    </w:p>
-    <w:p>
-      <w:pPr>
-        <w:jc w:val="both"/>
-        <w:rPr>
-          <w:sz w:val="22"/>
-          <w:szCs w:val="22"/>
-          <w:lang w:val="fr-FR"/>
-        </w:rPr>
-      </w:pPr>
-      <w:r>
-        <w:rPr>
-          <w:sz w:val="22"/>
-          <w:szCs w:val="22"/>
-          <w:lang w:val="fr-FR"/>
-        </w:rPr>
-        <w:t xml:space="preserve">Conciliation Tous les litiges ou différends relatifs notamment à la validité, l’interprétation, l’exécution ou la résolution du présent contrat, sont soumis avant tout recours à une conciliation confiée au conseil départemental de l’Ordre des médecins, en application de l’article R.4127-56 du code de la santé publique (code de déontologie médicale). </w:t>
-      </w:r>
-    </w:p>
-    <w:p>
-      <w:pPr>
-        <w:rPr>
-          <w:b/>
-          <w:bCs/>
-          <w:sz w:val="22"/>
-          <w:szCs w:val="22"/>
-          <w:lang w:val="fr-FR"/>
-        </w:rPr>
-      </w:pPr>
-    </w:p>
-    <w:p>
-      <w:pPr>
-        <w:rPr>
-          <w:b/>
-          <w:bCs/>
-          <w:sz w:val="22"/>
-          <w:szCs w:val="22"/>
-          <w:lang w:val="fr-FR"/>
-        </w:rPr>
-      </w:pPr>
-      <w:r>
-        <w:rPr>
-          <w:b/>
-          <w:bCs/>
-          <w:sz w:val="22"/>
-          <w:szCs w:val="22"/>
-          <w:lang w:val="fr-FR"/>
-        </w:rPr>
-        <w:t xml:space="preserve">Article 10 </w:t>
-      </w:r>
-    </w:p>
-    <w:p>
-      <w:pPr>
-        <w:jc w:val="both"/>
-        <w:rPr>
-          <w:sz w:val="22"/>
-          <w:szCs w:val="22"/>
-          <w:lang w:val="fr-FR"/>
-        </w:rPr>
-      </w:pPr>
-      <w:r>
-        <w:rPr>
-          <w:sz w:val="22"/>
-          <w:szCs w:val="22"/>
-          <w:lang w:val="fr-FR"/>
-        </w:rPr>
-        <w:t xml:space="preserve">En cas d’échec de la conciliation, les litiges ou différends relatifs à la validité, l’interprétation, l’exécution ou la résolution du présent contrat, seront soumis à l’arbitrage conformément au règlement d’arbitrage de la Chambre nationale d’arbitrage des </w:t>
-      </w:r>
-      <w:proofErr w:type="gramStart"/>
-      <w:r>
-        <w:rPr>
-          <w:sz w:val="22"/>
-          <w:szCs w:val="22"/>
-          <w:lang w:val="fr-FR"/>
-        </w:rPr>
-        <w:t>médecins .</w:t>
-      </w:r>
-      <w:proofErr w:type="gramEnd"/>
-      <w:r>
-        <w:rPr>
-          <w:sz w:val="22"/>
-          <w:szCs w:val="22"/>
-          <w:lang w:val="fr-FR"/>
-        </w:rPr>
-        <w:t xml:space="preserve"> La clause d’arbitrage (clause compromissoire) est facultative et les parties peuvent décider de ne pas y recourir ou encore y recourir dans des conditions différentes de celles proposées ci-dessus. </w:t>
-      </w:r>
-    </w:p>
-    <w:p>
-      <w:pPr>
-        <w:jc w:val="both"/>
-        <w:rPr>
-          <w:sz w:val="22"/>
-          <w:szCs w:val="22"/>
-          <w:lang w:val="fr-FR"/>
-        </w:rPr>
-      </w:pPr>
-      <w:r>
-        <w:rPr>
-          <w:b/>
-          <w:bCs/>
-          <w:sz w:val="22"/>
-          <w:szCs w:val="22"/>
-          <w:lang w:val="fr-FR"/>
-        </w:rPr>
-        <w:t>1ère option :</w:t>
-      </w:r>
-      <w:r>
-        <w:rPr>
-          <w:sz w:val="22"/>
-          <w:szCs w:val="22"/>
-          <w:lang w:val="fr-FR"/>
-        </w:rPr>
-        <w:t xml:space="preserve"> Dès à présent, les parties conviennent de soumettre leur litige à un arbitre unique. Le tribunal arbitral statuera avec les pouvoirs d’amiable compositeur. Les parties peuvent faire appel de la sentence arbitrale. </w:t>
-      </w:r>
-    </w:p>
-    <w:p>
-      <w:pPr>
-        <w:jc w:val="both"/>
-        <w:rPr>
-          <w:sz w:val="22"/>
-          <w:szCs w:val="22"/>
-          <w:lang w:val="fr-FR"/>
-        </w:rPr>
-      </w:pPr>
-      <w:r>
-        <w:rPr>
-          <w:b/>
-          <w:bCs/>
-          <w:sz w:val="22"/>
-          <w:szCs w:val="22"/>
-          <w:lang w:val="fr-FR"/>
-        </w:rPr>
-        <w:t>2ème option</w:t>
-      </w:r>
-      <w:r>
-        <w:rPr>
-          <w:sz w:val="22"/>
-          <w:szCs w:val="22"/>
-          <w:lang w:val="fr-FR"/>
-        </w:rPr>
-        <w:t xml:space="preserve"> : Dès à présent, les parties conviennent de soumettre leur litige à trois arbitres désignés selon les modalités définies à l’article 4 du règlement d’arbitrage de la Chambre nationale d’arbitrage des médecins. Le tribunal arbitral statuera avec les pouvoirs d’amiable compositeur. 7 Les parties renoncent à la possibilité de faire appel. Le siège de la Chambre nationale d’arbitrage des médecins est fixé à PARIS 17, 4 rue Léon Jost. </w:t>
-      </w:r>
-    </w:p>
-    <w:p>
-      <w:pPr>
-        <w:rPr>
-          <w:b/>
-          <w:bCs/>
-          <w:sz w:val="22"/>
-          <w:szCs w:val="22"/>
-          <w:lang w:val="fr-FR"/>
-        </w:rPr>
-      </w:pPr>
-    </w:p>
-    <w:p>
-      <w:pPr>
-        <w:rPr>
-          <w:b/>
-          <w:bCs/>
-          <w:sz w:val="22"/>
-          <w:szCs w:val="22"/>
-          <w:lang w:val="fr-FR"/>
-        </w:rPr>
-      </w:pPr>
-      <w:r>
-        <w:rPr>
-          <w:b/>
-          <w:bCs/>
-          <w:sz w:val="22"/>
-          <w:szCs w:val="22"/>
-          <w:lang w:val="fr-FR"/>
-        </w:rPr>
-        <w:t xml:space="preserve">Article 11 </w:t>
-      </w:r>
-    </w:p>
-    <w:p>
-      <w:pPr>
-        <w:jc w:val="both"/>
-        <w:rPr>
-          <w:sz w:val="22"/>
-          <w:szCs w:val="22"/>
-          <w:lang w:val="fr-FR"/>
-        </w:rPr>
-      </w:pPr>
-      <w:r>
-        <w:rPr>
-          <w:sz w:val="22"/>
-          <w:szCs w:val="22"/>
-          <w:lang w:val="fr-FR"/>
-        </w:rPr>
-        <w:t xml:space="preserve">Les parties affirment sur l'honneur n'avoir passé aucune contre-lettre ou avenant relatif au présent contrat qui ne soit soumis au conseil départemental. </w:t>
-      </w:r>
-    </w:p>
-    <w:p>
-      <w:pPr>
-        <w:rPr>
-          <w:b/>
-          <w:bCs/>
-          <w:sz w:val="22"/>
-          <w:szCs w:val="22"/>
-          <w:lang w:val="fr-FR"/>
-        </w:rPr>
-      </w:pPr>
-    </w:p>
-    <w:p>
-      <w:pPr>
-        <w:rPr>
-          <w:b/>
-          <w:bCs/>
-          <w:sz w:val="22"/>
-          <w:szCs w:val="22"/>
-          <w:lang w:val="fr-FR"/>
-        </w:rPr>
-      </w:pPr>
-      <w:r>
-        <w:rPr>
-          <w:b/>
-          <w:bCs/>
-          <w:sz w:val="22"/>
-          <w:szCs w:val="22"/>
-          <w:lang w:val="fr-FR"/>
-        </w:rPr>
-        <w:t xml:space="preserve">Article 12 </w:t>
-      </w:r>
-    </w:p>
-    <w:p>
-      <w:pPr>
-        <w:jc w:val="both"/>
-        <w:rPr>
-          <w:sz w:val="22"/>
-          <w:szCs w:val="22"/>
-          <w:lang w:val="fr-FR"/>
-        </w:rPr>
-      </w:pPr>
-      <w:r>
-        <w:rPr>
-          <w:sz w:val="22"/>
-          <w:szCs w:val="22"/>
-          <w:lang w:val="fr-FR"/>
-        </w:rPr>
-        <w:t>Conformément aux dispositions des articles R.4127-65 (code de déontologie), ce contrat sera communiqué, avant le début du remplacement, par</w:t>
-      </w:r>
-      <w:r>
-        <w:rPr>
-          <w:sz w:val="22"/>
-          <w:szCs w:val="22"/>
-          <w:lang w:val="fr-FR"/>
-        </w:rPr>
-        <w:t xml:space="preserve"> </w:t>
-      </w:r>
-      <w:r>
-        <w:rPr>
-          <w:b/>
-          <w:bCs/>
-          <w:sz w:val="22"/>
-          <w:szCs w:val="22"/>
-          <w:lang w:val="fr-FR"/>
-        </w:rPr>
-        <w:t>le</w:t>
-      </w:r>
-      <w:r>
-        <w:rPr>
-          <w:b/>
-          <w:bCs/>
-          <w:sz w:val="22"/>
-          <w:szCs w:val="22"/>
-          <w:lang w:val="fr-FR"/>
-        </w:rPr>
-        <w:t xml:space="preserve"> </w:t>
-      </w:r>
-      <w:r>
-        <w:rPr>
-          <w:b/>
-          <w:bCs/>
-          <w:sz w:val="22"/>
-          <w:szCs w:val="22"/>
-          <w:lang w:val="fr-FR"/>
-        </w:rPr>
-        <w:t xml:space="preserve">Docteur {{MEDECIN_REMPLACANT_PRENOM}} {{MEDECIN_REMPLACANT_NOM}} </w:t>
-      </w:r>
-      <w:r>
-        <w:rPr>
-          <w:sz w:val="22"/>
-          <w:szCs w:val="22"/>
-          <w:lang w:val="fr-FR"/>
-        </w:rPr>
-        <w:t xml:space="preserve">au Conseil départemental au tableau duquel il est inscrit et par </w:t>
-      </w:r>
-      <w:r>
-        <w:rPr>
-          <w:b/>
-          <w:bCs/>
-          <w:sz w:val="22"/>
-          <w:szCs w:val="22"/>
-          <w:lang w:val="fr-FR"/>
-        </w:rPr>
-        <w:t>le Docteur {{MEDECIN_REMPLACE_PRENOM}} {{MEDECIN_REMPLACE_NOM}}</w:t>
-      </w:r>
-      <w:r>
-        <w:rPr>
-          <w:sz w:val="22"/>
-          <w:szCs w:val="22"/>
-          <w:lang w:val="fr-FR"/>
-        </w:rPr>
-        <w:t xml:space="preserve"> </w:t>
-      </w:r>
-      <w:r>
-        <w:rPr>
-          <w:sz w:val="22"/>
-          <w:szCs w:val="22"/>
-          <w:lang w:val="fr-FR"/>
-        </w:rPr>
-        <w:t xml:space="preserve">au conseil départemental auprès duquel elle / il est enregistré(e). </w:t>
-      </w:r>
-    </w:p>
-    <w:p>
-      <w:pPr>
-        <w:jc w:val="both"/>
-        <w:rPr>
-          <w:sz w:val="22"/>
-          <w:szCs w:val="22"/>
-          <w:lang w:val="fr-FR"/>
-        </w:rPr>
-      </w:pPr>
-      <w:r>
-        <w:rPr>
-          <w:sz w:val="22"/>
-          <w:szCs w:val="22"/>
-          <w:lang w:val="fr-FR"/>
-        </w:rPr>
-        <w:t xml:space="preserve">Son renouvellement sera soumis à ces mêmes dispositions. Fait en trois exemplaires (dont un pour le conseil départemental) </w:t>
-      </w:r>
-      <w:r>
-        <w:rPr>
-          <w:b/>
-          <w:bCs/>
-          <w:sz w:val="22"/>
-          <w:szCs w:val="22"/>
-          <w:lang w:val="fr-FR"/>
-        </w:rPr>
-        <w:t>Le Docteur {{MEDECIN_REMPLACANT_PRENOM}} {{MEDECIN_REMPLACANT_NOM}}</w:t>
-      </w:r>
-      <w:r>
-        <w:rPr>
-          <w:sz w:val="22"/>
-          <w:szCs w:val="22"/>
-          <w:lang w:val="fr-FR"/>
-        </w:rPr>
-        <w:t xml:space="preserve"> et </w:t>
-      </w:r>
-      <w:r>
-        <w:rPr>
-          <w:b/>
-          <w:bCs/>
-          <w:sz w:val="22"/>
-          <w:szCs w:val="22"/>
-          <w:lang w:val="fr-FR"/>
-        </w:rPr>
-        <w:t>le Docteur {{MEDECIN_REMPLACE_PRENOM}} {{MEDECIN_REMPLACE_NOM}}</w:t>
-      </w:r>
-      <w:r>
-        <w:rPr>
-          <w:sz w:val="22"/>
-          <w:szCs w:val="22"/>
-          <w:lang w:val="fr-FR"/>
-        </w:rPr>
-        <w:t xml:space="preserve"> </w:t>
-      </w:r>
-      <w:r>
-        <w:rPr>
-          <w:sz w:val="22"/>
-          <w:szCs w:val="22"/>
-          <w:lang w:val="fr-FR"/>
-        </w:rPr>
-        <w:t>parties peuvent renoncer à cette modalité de l’arbitrage et, dans ce cas, il suffit de supprimer la mention de l’amiable composition. Les parties peuvent renoncer à cette modalité de l’arbitrage et, dans ce cas, il suffit de supprimer la mention de l’amiable composition.</w:t>
-      </w:r>
-    </w:p>
-    <w:p>
-      <w:pPr>
-        <w:rPr>
-          <w:lang w:val="fr-FR"/>
-        </w:rPr>
-      </w:pPr>
+          <w:sz w:val="20"/>
+          <w:szCs w:val="20"/>
+        </w:rPr>
+        <w:t>La plateforme ne recueille ni ne certifie les signatures. Ce document doit être relu et complété par les parties avant utilisation.</w:t>
+      </w:r>
     </w:p>
     <w:sectPr>
       <w:headerReference w:type="even" r:id="rId8"/>
@@ -4626,6 +4275,25 @@
     <w:uiPriority w:val="99"/>
     <w:rsid w:val="0056162A"/>
   </w:style>
+  <w:style w:type="table" w:styleId="TableGrid">
+    <w:name w:val="Table Grid"/>
+    <w:basedOn w:val="TableNormal"/>
+    <w:uiPriority w:val="39"/>
+    <w:rsid w:val="000F52C0"/>
+    <w:pPr>
+      <w:spacing w:after="0" w:line="240" w:lineRule="auto"/>
+    </w:pPr>
+    <w:tblPr>
+      <w:tblBorders>
+        <w:top w:val="single" w:sz="4" w:space="0" w:color="auto"/>
+        <w:left w:val="single" w:sz="4" w:space="0" w:color="auto"/>
+        <w:bottom w:val="single" w:sz="4" w:space="0" w:color="auto"/>
+        <w:right w:val="single" w:sz="4" w:space="0" w:color="auto"/>
+        <w:insideH w:val="single" w:sz="4" w:space="0" w:color="auto"/>
+        <w:insideV w:val="single" w:sz="4" w:space="0" w:color="auto"/>
+      </w:tblBorders>
+    </w:tblPr>
+  </w:style>
 </w:styles>
 </file>
 
